--- a/images/Computer.docx
+++ b/images/Computer.docx
@@ -4,7 +4,7 @@
   <w:body>
     <w:p>
       <w:pPr>
-        <w:pStyle w:val="37"/>
+        <w:pStyle w:val="38"/>
       </w:pPr>
       <w:r>
         <w:t>BANJO OLUWATOBILOBA AYOMIDE</w:t>
@@ -32,8 +32,48 @@
         <w:t xml:space="preserve">Email: </w:t>
       </w:r>
       <w:r>
+        <w:fldChar w:fldCharType="begin"/>
+      </w:r>
+      <w:r>
+        <w:instrText xml:space="preserve"> HYPERLINK "mailto:abanjo34@gmail.com" </w:instrText>
+      </w:r>
+      <w:r>
+        <w:fldChar w:fldCharType="separate"/>
+      </w:r>
+      <w:r>
+        <w:rPr>
+          <w:rStyle w:val="20"/>
+        </w:rPr>
         <w:t>abanjo34@gmail.com</w:t>
       </w:r>
+      <w:r>
+        <w:fldChar w:fldCharType="end"/>
+      </w:r>
+    </w:p>
+    <w:p>
+      <w:pPr>
+        <w:rPr>
+          <w:rFonts w:hint="default"/>
+          <w:lang w:val="en-GB"/>
+        </w:rPr>
+      </w:pPr>
+      <w:r>
+        <w:rPr>
+          <w:rFonts w:hint="default"/>
+          <w:lang w:val="en-GB"/>
+        </w:rPr>
+        <w:t xml:space="preserve">My Portfolio: </w:t>
+      </w:r>
+      <w:r>
+        <w:rPr>
+          <w:rFonts w:hint="default" w:ascii="SimSun" w:hAnsi="SimSun" w:eastAsia="SimSun"/>
+          <w:sz w:val="24"/>
+          <w:szCs w:val="24"/>
+        </w:rPr>
+        <w:t>https://oluwaferanmi21.github.io/my-portfolio</w:t>
+      </w:r>
+      <w:bookmarkStart w:id="0" w:name="_GoBack"/>
+      <w:bookmarkEnd w:id="0"/>
     </w:p>
     <w:p>
       <w:pPr>
@@ -191,7 +231,7 @@
     </w:p>
     <w:p>
       <w:pPr>
-        <w:pStyle w:val="33"/>
+        <w:pStyle w:val="34"/>
         <w:keepNext w:val="0"/>
         <w:keepLines w:val="0"/>
         <w:widowControl/>
@@ -203,13 +243,13 @@
       </w:pPr>
       <w:r>
         <w:rPr>
-          <w:rStyle w:val="34"/>
+          <w:rStyle w:val="35"/>
         </w:rPr>
         <w:t>Web Development • Frontend Develope</w:t>
       </w:r>
       <w:r>
         <w:rPr>
-          <w:rStyle w:val="34"/>
+          <w:rStyle w:val="35"/>
           <w:rFonts w:hint="default"/>
           <w:lang w:val="en-GB"/>
         </w:rPr>
@@ -218,7 +258,7 @@
     </w:p>
     <w:p>
       <w:pPr>
-        <w:pStyle w:val="33"/>
+        <w:pStyle w:val="34"/>
         <w:keepNext w:val="0"/>
         <w:keepLines w:val="0"/>
         <w:widowControl/>
@@ -230,7 +270,7 @@
     </w:p>
     <w:p>
       <w:pPr>
-        <w:pStyle w:val="33"/>
+        <w:pStyle w:val="34"/>
         <w:keepNext w:val="0"/>
         <w:keepLines w:val="0"/>
         <w:widowControl/>
@@ -249,7 +289,7 @@
     </w:p>
     <w:p>
       <w:pPr>
-        <w:pStyle w:val="33"/>
+        <w:pStyle w:val="34"/>
         <w:keepNext w:val="0"/>
         <w:keepLines w:val="0"/>
         <w:widowControl/>
@@ -257,13 +297,13 @@
       </w:pPr>
       <w:r>
         <w:rPr>
-          <w:rStyle w:val="34"/>
+          <w:rStyle w:val="35"/>
         </w:rPr>
         <w:t>Quantity Surveying Intern • [</w:t>
       </w:r>
       <w:r>
         <w:rPr>
-          <w:rStyle w:val="34"/>
+          <w:rStyle w:val="35"/>
           <w:rFonts w:hint="default"/>
           <w:lang w:val="en-GB"/>
         </w:rPr>
@@ -271,13 +311,13 @@
       </w:r>
       <w:r>
         <w:rPr>
-          <w:rStyle w:val="34"/>
+          <w:rStyle w:val="35"/>
         </w:rPr>
         <w:t>] • [</w:t>
       </w:r>
       <w:r>
         <w:rPr>
-          <w:rStyle w:val="34"/>
+          <w:rStyle w:val="35"/>
           <w:rFonts w:hint="default"/>
           <w:lang w:val="en-GB"/>
         </w:rPr>
@@ -285,14 +325,14 @@
       </w:r>
       <w:r>
         <w:rPr>
-          <w:rStyle w:val="34"/>
+          <w:rStyle w:val="35"/>
         </w:rPr>
         <w:t>]</w:t>
       </w:r>
     </w:p>
     <w:p>
       <w:pPr>
-        <w:pStyle w:val="33"/>
+        <w:pStyle w:val="34"/>
         <w:keepNext w:val="0"/>
         <w:keepLines w:val="0"/>
         <w:widowControl/>
@@ -304,7 +344,7 @@
     </w:p>
     <w:p>
       <w:pPr>
-        <w:pStyle w:val="33"/>
+        <w:pStyle w:val="34"/>
         <w:keepNext w:val="0"/>
         <w:keepLines w:val="0"/>
         <w:widowControl/>
@@ -316,7 +356,7 @@
     </w:p>
     <w:p>
       <w:pPr>
-        <w:pStyle w:val="33"/>
+        <w:pStyle w:val="34"/>
         <w:keepNext w:val="0"/>
         <w:keepLines w:val="0"/>
         <w:widowControl/>
@@ -328,7 +368,7 @@
     </w:p>
     <w:p>
       <w:pPr>
-        <w:pStyle w:val="33"/>
+        <w:pStyle w:val="34"/>
         <w:keepNext w:val="0"/>
         <w:keepLines w:val="0"/>
         <w:widowControl/>
@@ -360,8 +400,6 @@
       <w:r>
         <w:t>)</w:t>
       </w:r>
-      <w:bookmarkStart w:id="0" w:name="_GoBack"/>
-      <w:bookmarkEnd w:id="0"/>
     </w:p>
     <w:p>
       <w:pPr>
@@ -445,7 +483,7 @@
     <w:lvl w:ilvl="0" w:tentative="0">
       <w:start w:val="1"/>
       <w:numFmt w:val="decimal"/>
-      <w:pStyle w:val="31"/>
+      <w:pStyle w:val="32"/>
       <w:lvlText w:val="%1."/>
       <w:lvlJc w:val="left"/>
       <w:pPr>
@@ -463,7 +501,7 @@
     <w:lvl w:ilvl="0" w:tentative="0">
       <w:start w:val="1"/>
       <w:numFmt w:val="decimal"/>
-      <w:pStyle w:val="30"/>
+      <w:pStyle w:val="31"/>
       <w:lvlText w:val="%1."/>
       <w:lvlJc w:val="left"/>
       <w:pPr>
@@ -481,7 +519,7 @@
     <w:lvl w:ilvl="0" w:tentative="0">
       <w:start w:val="1"/>
       <w:numFmt w:val="bullet"/>
-      <w:pStyle w:val="25"/>
+      <w:pStyle w:val="26"/>
       <w:lvlText w:val=""/>
       <w:lvlJc w:val="left"/>
       <w:pPr>
@@ -502,7 +540,7 @@
     <w:lvl w:ilvl="0" w:tentative="0">
       <w:start w:val="1"/>
       <w:numFmt w:val="bullet"/>
-      <w:pStyle w:val="24"/>
+      <w:pStyle w:val="25"/>
       <w:lvlText w:val=""/>
       <w:lvlJc w:val="left"/>
       <w:pPr>
@@ -523,7 +561,7 @@
     <w:lvl w:ilvl="0" w:tentative="0">
       <w:start w:val="1"/>
       <w:numFmt w:val="decimal"/>
-      <w:pStyle w:val="29"/>
+      <w:pStyle w:val="30"/>
       <w:lvlText w:val="%1."/>
       <w:lvlJc w:val="left"/>
       <w:pPr>
@@ -541,7 +579,7 @@
     <w:lvl w:ilvl="0" w:tentative="0">
       <w:start w:val="1"/>
       <w:numFmt w:val="bullet"/>
-      <w:pStyle w:val="23"/>
+      <w:pStyle w:val="24"/>
       <w:lvlText w:val=""/>
       <w:lvlJc w:val="left"/>
       <w:pPr>
@@ -634,28 +672,28 @@
     <w:lsdException w:uiPriority="99" w:name="table of authorities"/>
     <w:lsdException w:qFormat="1" w:uiPriority="99" w:semiHidden="0" w:name="macro"/>
     <w:lsdException w:uiPriority="99" w:name="toa heading"/>
-    <w:lsdException w:uiPriority="99" w:semiHidden="0" w:name="List"/>
+    <w:lsdException w:qFormat="1" w:uiPriority="99" w:semiHidden="0" w:name="List"/>
     <w:lsdException w:uiPriority="99" w:semiHidden="0" w:name="List Bullet"/>
     <w:lsdException w:uiPriority="99" w:semiHidden="0" w:name="List Number"/>
     <w:lsdException w:uiPriority="99" w:semiHidden="0" w:name="List 2"/>
-    <w:lsdException w:uiPriority="99" w:semiHidden="0" w:name="List 3"/>
+    <w:lsdException w:qFormat="1" w:uiPriority="99" w:semiHidden="0" w:name="List 3"/>
     <w:lsdException w:uiPriority="99" w:name="List 4"/>
     <w:lsdException w:uiPriority="99" w:name="List 5"/>
     <w:lsdException w:uiPriority="99" w:semiHidden="0" w:name="List Bullet 2"/>
-    <w:lsdException w:uiPriority="99" w:semiHidden="0" w:name="List Bullet 3"/>
+    <w:lsdException w:qFormat="1" w:uiPriority="99" w:semiHidden="0" w:name="List Bullet 3"/>
     <w:lsdException w:uiPriority="99" w:name="List Bullet 4"/>
     <w:lsdException w:uiPriority="99" w:name="List Bullet 5"/>
-    <w:lsdException w:uiPriority="99" w:semiHidden="0" w:name="List Number 2"/>
-    <w:lsdException w:uiPriority="99" w:semiHidden="0" w:name="List Number 3"/>
+    <w:lsdException w:qFormat="1" w:uiPriority="99" w:semiHidden="0" w:name="List Number 2"/>
+    <w:lsdException w:qFormat="1" w:uiPriority="99" w:semiHidden="0" w:name="List Number 3"/>
     <w:lsdException w:uiPriority="99" w:name="List Number 4"/>
     <w:lsdException w:uiPriority="99" w:name="List Number 5"/>
     <w:lsdException w:qFormat="1" w:unhideWhenUsed="0" w:uiPriority="10" w:semiHidden="0" w:name="Title"/>
     <w:lsdException w:uiPriority="99" w:name="Closing"/>
     <w:lsdException w:uiPriority="99" w:name="Signature"/>
     <w:lsdException w:uiPriority="1" w:name="Default Paragraph Font"/>
-    <w:lsdException w:uiPriority="99" w:semiHidden="0" w:name="Body Text"/>
+    <w:lsdException w:qFormat="1" w:uiPriority="99" w:semiHidden="0" w:name="Body Text"/>
     <w:lsdException w:uiPriority="99" w:name="Body Text Indent"/>
-    <w:lsdException w:uiPriority="99" w:semiHidden="0" w:name="List Continue"/>
+    <w:lsdException w:qFormat="1" w:uiPriority="99" w:semiHidden="0" w:name="List Continue"/>
     <w:lsdException w:uiPriority="99" w:semiHidden="0" w:name="List Continue 2"/>
     <w:lsdException w:uiPriority="99" w:semiHidden="0" w:name="List Continue 3"/>
     <w:lsdException w:uiPriority="99" w:name="List Continue 4"/>
@@ -667,8 +705,8 @@
     <w:lsdException w:uiPriority="99" w:name="Body Text First Indent"/>
     <w:lsdException w:uiPriority="99" w:name="Body Text First Indent 2"/>
     <w:lsdException w:uiPriority="99" w:name="Note Heading"/>
-    <w:lsdException w:uiPriority="99" w:semiHidden="0" w:name="Body Text 2"/>
-    <w:lsdException w:uiPriority="99" w:semiHidden="0" w:name="Body Text 3"/>
+    <w:lsdException w:qFormat="1" w:uiPriority="99" w:semiHidden="0" w:name="Body Text 2"/>
+    <w:lsdException w:qFormat="1" w:uiPriority="99" w:semiHidden="0" w:name="Body Text 3"/>
     <w:lsdException w:uiPriority="99" w:name="Body Text Indent 2"/>
     <w:lsdException w:uiPriority="99" w:name="Body Text Indent 3"/>
     <w:lsdException w:uiPriority="99" w:name="Block Text"/>
@@ -679,7 +717,7 @@
     <w:lsdException w:uiPriority="99" w:name="Document Map"/>
     <w:lsdException w:uiPriority="99" w:name="Plain Text"/>
     <w:lsdException w:uiPriority="99" w:name="E-mail Signature"/>
-    <w:lsdException w:uiPriority="99" w:name="Normal (Web)"/>
+    <w:lsdException w:qFormat="1" w:uiPriority="99" w:name="Normal (Web)"/>
     <w:lsdException w:uiPriority="99" w:name="HTML Acronym"/>
     <w:lsdException w:uiPriority="99" w:name="HTML Address"/>
     <w:lsdException w:uiPriority="99" w:name="HTML Cite"/>
@@ -738,90 +776,90 @@
     <w:lsdException w:unhideWhenUsed="0" w:uiPriority="59" w:semiHidden="0" w:name="Table Grid"/>
     <w:lsdException w:uiPriority="99" w:name="Table Theme"/>
     <w:lsdException w:qFormat="1" w:unhideWhenUsed="0" w:uiPriority="1" w:semiHidden="0" w:name="No Spacing"/>
-    <w:lsdException w:unhideWhenUsed="0" w:uiPriority="60" w:semiHidden="0" w:name="Light Shading"/>
-    <w:lsdException w:unhideWhenUsed="0" w:uiPriority="61" w:semiHidden="0" w:name="Light List"/>
+    <w:lsdException w:qFormat="1" w:unhideWhenUsed="0" w:uiPriority="60" w:semiHidden="0" w:name="Light Shading"/>
+    <w:lsdException w:qFormat="1" w:unhideWhenUsed="0" w:uiPriority="61" w:semiHidden="0" w:name="Light List"/>
     <w:lsdException w:unhideWhenUsed="0" w:uiPriority="62" w:semiHidden="0" w:name="Light Grid"/>
-    <w:lsdException w:unhideWhenUsed="0" w:uiPriority="63" w:semiHidden="0" w:name="Medium Shading 1"/>
-    <w:lsdException w:unhideWhenUsed="0" w:uiPriority="64" w:semiHidden="0" w:name="Medium Shading 2"/>
-    <w:lsdException w:unhideWhenUsed="0" w:uiPriority="65" w:semiHidden="0" w:name="Medium List 1"/>
-    <w:lsdException w:unhideWhenUsed="0" w:uiPriority="66" w:semiHidden="0" w:name="Medium List 2"/>
-    <w:lsdException w:unhideWhenUsed="0" w:uiPriority="67" w:semiHidden="0" w:name="Medium Grid 1"/>
-    <w:lsdException w:unhideWhenUsed="0" w:uiPriority="68" w:semiHidden="0" w:name="Medium Grid 2"/>
-    <w:lsdException w:unhideWhenUsed="0" w:uiPriority="69" w:semiHidden="0" w:name="Medium Grid 3"/>
+    <w:lsdException w:qFormat="1" w:unhideWhenUsed="0" w:uiPriority="63" w:semiHidden="0" w:name="Medium Shading 1"/>
+    <w:lsdException w:qFormat="1" w:unhideWhenUsed="0" w:uiPriority="64" w:semiHidden="0" w:name="Medium Shading 2"/>
+    <w:lsdException w:qFormat="1" w:unhideWhenUsed="0" w:uiPriority="65" w:semiHidden="0" w:name="Medium List 1"/>
+    <w:lsdException w:qFormat="1" w:unhideWhenUsed="0" w:uiPriority="66" w:semiHidden="0" w:name="Medium List 2"/>
+    <w:lsdException w:qFormat="1" w:unhideWhenUsed="0" w:uiPriority="67" w:semiHidden="0" w:name="Medium Grid 1"/>
+    <w:lsdException w:qFormat="1" w:unhideWhenUsed="0" w:uiPriority="68" w:semiHidden="0" w:name="Medium Grid 2"/>
+    <w:lsdException w:qFormat="1" w:unhideWhenUsed="0" w:uiPriority="69" w:semiHidden="0" w:name="Medium Grid 3"/>
     <w:lsdException w:unhideWhenUsed="0" w:uiPriority="70" w:semiHidden="0" w:name="Dark List"/>
-    <w:lsdException w:unhideWhenUsed="0" w:uiPriority="71" w:semiHidden="0" w:name="Colorful Shading"/>
+    <w:lsdException w:qFormat="1" w:unhideWhenUsed="0" w:uiPriority="71" w:semiHidden="0" w:name="Colorful Shading"/>
     <w:lsdException w:unhideWhenUsed="0" w:uiPriority="72" w:semiHidden="0" w:name="Colorful List"/>
     <w:lsdException w:unhideWhenUsed="0" w:uiPriority="73" w:semiHidden="0" w:name="Colorful Grid"/>
-    <w:lsdException w:unhideWhenUsed="0" w:uiPriority="60" w:semiHidden="0" w:name="Light Shading Accent 1"/>
+    <w:lsdException w:qFormat="1" w:unhideWhenUsed="0" w:uiPriority="60" w:semiHidden="0" w:name="Light Shading Accent 1"/>
     <w:lsdException w:unhideWhenUsed="0" w:uiPriority="61" w:semiHidden="0" w:name="Light List Accent 1"/>
-    <w:lsdException w:unhideWhenUsed="0" w:uiPriority="62" w:semiHidden="0" w:name="Light Grid Accent 1"/>
-    <w:lsdException w:unhideWhenUsed="0" w:uiPriority="63" w:semiHidden="0" w:name="Medium Shading 1 Accent 1"/>
+    <w:lsdException w:qFormat="1" w:unhideWhenUsed="0" w:uiPriority="62" w:semiHidden="0" w:name="Light Grid Accent 1"/>
+    <w:lsdException w:qFormat="1" w:unhideWhenUsed="0" w:uiPriority="63" w:semiHidden="0" w:name="Medium Shading 1 Accent 1"/>
     <w:lsdException w:unhideWhenUsed="0" w:uiPriority="64" w:semiHidden="0" w:name="Medium Shading 2 Accent 1"/>
-    <w:lsdException w:unhideWhenUsed="0" w:uiPriority="65" w:semiHidden="0" w:name="Medium List 1 Accent 1"/>
+    <w:lsdException w:qFormat="1" w:unhideWhenUsed="0" w:uiPriority="65" w:semiHidden="0" w:name="Medium List 1 Accent 1"/>
     <w:lsdException w:qFormat="1" w:unhideWhenUsed="0" w:uiPriority="34" w:semiHidden="0" w:name="List Paragraph"/>
     <w:lsdException w:qFormat="1" w:unhideWhenUsed="0" w:uiPriority="29" w:semiHidden="0" w:name="Quote"/>
     <w:lsdException w:qFormat="1" w:unhideWhenUsed="0" w:uiPriority="30" w:semiHidden="0" w:name="Intense Quote"/>
-    <w:lsdException w:unhideWhenUsed="0" w:uiPriority="66" w:semiHidden="0" w:name="Medium List 2 Accent 1"/>
-    <w:lsdException w:unhideWhenUsed="0" w:uiPriority="67" w:semiHidden="0" w:name="Medium Grid 1 Accent 1"/>
-    <w:lsdException w:unhideWhenUsed="0" w:uiPriority="68" w:semiHidden="0" w:name="Medium Grid 2 Accent 1"/>
+    <w:lsdException w:qFormat="1" w:unhideWhenUsed="0" w:uiPriority="66" w:semiHidden="0" w:name="Medium List 2 Accent 1"/>
+    <w:lsdException w:qFormat="1" w:unhideWhenUsed="0" w:uiPriority="67" w:semiHidden="0" w:name="Medium Grid 1 Accent 1"/>
+    <w:lsdException w:qFormat="1" w:unhideWhenUsed="0" w:uiPriority="68" w:semiHidden="0" w:name="Medium Grid 2 Accent 1"/>
     <w:lsdException w:unhideWhenUsed="0" w:uiPriority="69" w:semiHidden="0" w:name="Medium Grid 3 Accent 1"/>
-    <w:lsdException w:unhideWhenUsed="0" w:uiPriority="70" w:semiHidden="0" w:name="Dark List Accent 1"/>
-    <w:lsdException w:unhideWhenUsed="0" w:uiPriority="71" w:semiHidden="0" w:name="Colorful Shading Accent 1"/>
+    <w:lsdException w:qFormat="1" w:unhideWhenUsed="0" w:uiPriority="70" w:semiHidden="0" w:name="Dark List Accent 1"/>
+    <w:lsdException w:qFormat="1" w:unhideWhenUsed="0" w:uiPriority="71" w:semiHidden="0" w:name="Colorful Shading Accent 1"/>
     <w:lsdException w:unhideWhenUsed="0" w:uiPriority="72" w:semiHidden="0" w:name="Colorful List Accent 1"/>
     <w:lsdException w:unhideWhenUsed="0" w:uiPriority="73" w:semiHidden="0" w:name="Colorful Grid Accent 1"/>
     <w:lsdException w:unhideWhenUsed="0" w:uiPriority="60" w:semiHidden="0" w:name="Light Shading Accent 2"/>
     <w:lsdException w:unhideWhenUsed="0" w:uiPriority="61" w:semiHidden="0" w:name="Light List Accent 2"/>
     <w:lsdException w:unhideWhenUsed="0" w:uiPriority="62" w:semiHidden="0" w:name="Light Grid Accent 2"/>
-    <w:lsdException w:unhideWhenUsed="0" w:uiPriority="63" w:semiHidden="0" w:name="Medium Shading 1 Accent 2"/>
+    <w:lsdException w:qFormat="1" w:unhideWhenUsed="0" w:uiPriority="63" w:semiHidden="0" w:name="Medium Shading 1 Accent 2"/>
     <w:lsdException w:unhideWhenUsed="0" w:uiPriority="64" w:semiHidden="0" w:name="Medium Shading 2 Accent 2"/>
-    <w:lsdException w:unhideWhenUsed="0" w:uiPriority="65" w:semiHidden="0" w:name="Medium List 1 Accent 2"/>
+    <w:lsdException w:qFormat="1" w:unhideWhenUsed="0" w:uiPriority="65" w:semiHidden="0" w:name="Medium List 1 Accent 2"/>
     <w:lsdException w:unhideWhenUsed="0" w:uiPriority="66" w:semiHidden="0" w:name="Medium List 2 Accent 2"/>
     <w:lsdException w:unhideWhenUsed="0" w:uiPriority="67" w:semiHidden="0" w:name="Medium Grid 1 Accent 2"/>
-    <w:lsdException w:unhideWhenUsed="0" w:uiPriority="68" w:semiHidden="0" w:name="Medium Grid 2 Accent 2"/>
-    <w:lsdException w:unhideWhenUsed="0" w:uiPriority="69" w:semiHidden="0" w:name="Medium Grid 3 Accent 2"/>
-    <w:lsdException w:unhideWhenUsed="0" w:uiPriority="70" w:semiHidden="0" w:name="Dark List Accent 2"/>
+    <w:lsdException w:qFormat="1" w:unhideWhenUsed="0" w:uiPriority="68" w:semiHidden="0" w:name="Medium Grid 2 Accent 2"/>
+    <w:lsdException w:qFormat="1" w:unhideWhenUsed="0" w:uiPriority="69" w:semiHidden="0" w:name="Medium Grid 3 Accent 2"/>
+    <w:lsdException w:qFormat="1" w:unhideWhenUsed="0" w:uiPriority="70" w:semiHidden="0" w:name="Dark List Accent 2"/>
     <w:lsdException w:unhideWhenUsed="0" w:uiPriority="71" w:semiHidden="0" w:name="Colorful Shading Accent 2"/>
     <w:lsdException w:unhideWhenUsed="0" w:uiPriority="72" w:semiHidden="0" w:name="Colorful List Accent 2"/>
     <w:lsdException w:unhideWhenUsed="0" w:uiPriority="73" w:semiHidden="0" w:name="Colorful Grid Accent 2"/>
-    <w:lsdException w:unhideWhenUsed="0" w:uiPriority="60" w:semiHidden="0" w:name="Light Shading Accent 3"/>
+    <w:lsdException w:qFormat="1" w:unhideWhenUsed="0" w:uiPriority="60" w:semiHidden="0" w:name="Light Shading Accent 3"/>
     <w:lsdException w:unhideWhenUsed="0" w:uiPriority="61" w:semiHidden="0" w:name="Light List Accent 3"/>
     <w:lsdException w:unhideWhenUsed="0" w:uiPriority="62" w:semiHidden="0" w:name="Light Grid Accent 3"/>
     <w:lsdException w:unhideWhenUsed="0" w:uiPriority="63" w:semiHidden="0" w:name="Medium Shading 1 Accent 3"/>
-    <w:lsdException w:unhideWhenUsed="0" w:uiPriority="64" w:semiHidden="0" w:name="Medium Shading 2 Accent 3"/>
+    <w:lsdException w:qFormat="1" w:unhideWhenUsed="0" w:uiPriority="64" w:semiHidden="0" w:name="Medium Shading 2 Accent 3"/>
     <w:lsdException w:unhideWhenUsed="0" w:uiPriority="65" w:semiHidden="0" w:name="Medium List 1 Accent 3"/>
-    <w:lsdException w:unhideWhenUsed="0" w:uiPriority="66" w:semiHidden="0" w:name="Medium List 2 Accent 3"/>
-    <w:lsdException w:unhideWhenUsed="0" w:uiPriority="67" w:semiHidden="0" w:name="Medium Grid 1 Accent 3"/>
-    <w:lsdException w:unhideWhenUsed="0" w:uiPriority="68" w:semiHidden="0" w:name="Medium Grid 2 Accent 3"/>
-    <w:lsdException w:unhideWhenUsed="0" w:uiPriority="69" w:semiHidden="0" w:name="Medium Grid 3 Accent 3"/>
-    <w:lsdException w:unhideWhenUsed="0" w:uiPriority="70" w:semiHidden="0" w:name="Dark List Accent 3"/>
-    <w:lsdException w:unhideWhenUsed="0" w:uiPriority="71" w:semiHidden="0" w:name="Colorful Shading Accent 3"/>
+    <w:lsdException w:qFormat="1" w:unhideWhenUsed="0" w:uiPriority="66" w:semiHidden="0" w:name="Medium List 2 Accent 3"/>
+    <w:lsdException w:qFormat="1" w:unhideWhenUsed="0" w:uiPriority="67" w:semiHidden="0" w:name="Medium Grid 1 Accent 3"/>
+    <w:lsdException w:qFormat="1" w:unhideWhenUsed="0" w:uiPriority="68" w:semiHidden="0" w:name="Medium Grid 2 Accent 3"/>
+    <w:lsdException w:qFormat="1" w:unhideWhenUsed="0" w:uiPriority="69" w:semiHidden="0" w:name="Medium Grid 3 Accent 3"/>
+    <w:lsdException w:qFormat="1" w:unhideWhenUsed="0" w:uiPriority="70" w:semiHidden="0" w:name="Dark List Accent 3"/>
+    <w:lsdException w:qFormat="1" w:unhideWhenUsed="0" w:uiPriority="71" w:semiHidden="0" w:name="Colorful Shading Accent 3"/>
     <w:lsdException w:unhideWhenUsed="0" w:uiPriority="72" w:semiHidden="0" w:name="Colorful List Accent 3"/>
     <w:lsdException w:unhideWhenUsed="0" w:uiPriority="73" w:semiHidden="0" w:name="Colorful Grid Accent 3"/>
     <w:lsdException w:unhideWhenUsed="0" w:uiPriority="60" w:semiHidden="0" w:name="Light Shading Accent 4"/>
-    <w:lsdException w:unhideWhenUsed="0" w:uiPriority="61" w:semiHidden="0" w:name="Light List Accent 4"/>
-    <w:lsdException w:unhideWhenUsed="0" w:uiPriority="62" w:semiHidden="0" w:name="Light Grid Accent 4"/>
-    <w:lsdException w:unhideWhenUsed="0" w:uiPriority="63" w:semiHidden="0" w:name="Medium Shading 1 Accent 4"/>
+    <w:lsdException w:qFormat="1" w:unhideWhenUsed="0" w:uiPriority="61" w:semiHidden="0" w:name="Light List Accent 4"/>
+    <w:lsdException w:qFormat="1" w:unhideWhenUsed="0" w:uiPriority="62" w:semiHidden="0" w:name="Light Grid Accent 4"/>
+    <w:lsdException w:qFormat="1" w:unhideWhenUsed="0" w:uiPriority="63" w:semiHidden="0" w:name="Medium Shading 1 Accent 4"/>
     <w:lsdException w:unhideWhenUsed="0" w:uiPriority="64" w:semiHidden="0" w:name="Medium Shading 2 Accent 4"/>
     <w:lsdException w:unhideWhenUsed="0" w:uiPriority="65" w:semiHidden="0" w:name="Medium List 1 Accent 4"/>
-    <w:lsdException w:unhideWhenUsed="0" w:uiPriority="66" w:semiHidden="0" w:name="Medium List 2 Accent 4"/>
-    <w:lsdException w:unhideWhenUsed="0" w:uiPriority="67" w:semiHidden="0" w:name="Medium Grid 1 Accent 4"/>
+    <w:lsdException w:qFormat="1" w:unhideWhenUsed="0" w:uiPriority="66" w:semiHidden="0" w:name="Medium List 2 Accent 4"/>
+    <w:lsdException w:qFormat="1" w:unhideWhenUsed="0" w:uiPriority="67" w:semiHidden="0" w:name="Medium Grid 1 Accent 4"/>
     <w:lsdException w:unhideWhenUsed="0" w:uiPriority="68" w:semiHidden="0" w:name="Medium Grid 2 Accent 4"/>
     <w:lsdException w:unhideWhenUsed="0" w:uiPriority="69" w:semiHidden="0" w:name="Medium Grid 3 Accent 4"/>
     <w:lsdException w:unhideWhenUsed="0" w:uiPriority="70" w:semiHidden="0" w:name="Dark List Accent 4"/>
     <w:lsdException w:unhideWhenUsed="0" w:uiPriority="71" w:semiHidden="0" w:name="Colorful Shading Accent 4"/>
     <w:lsdException w:unhideWhenUsed="0" w:uiPriority="72" w:semiHidden="0" w:name="Colorful List Accent 4"/>
     <w:lsdException w:unhideWhenUsed="0" w:uiPriority="73" w:semiHidden="0" w:name="Colorful Grid Accent 4"/>
-    <w:lsdException w:unhideWhenUsed="0" w:uiPriority="60" w:semiHidden="0" w:name="Light Shading Accent 5"/>
+    <w:lsdException w:qFormat="1" w:unhideWhenUsed="0" w:uiPriority="60" w:semiHidden="0" w:name="Light Shading Accent 5"/>
     <w:lsdException w:unhideWhenUsed="0" w:uiPriority="61" w:semiHidden="0" w:name="Light List Accent 5"/>
-    <w:lsdException w:unhideWhenUsed="0" w:uiPriority="62" w:semiHidden="0" w:name="Light Grid Accent 5"/>
+    <w:lsdException w:qFormat="1" w:unhideWhenUsed="0" w:uiPriority="62" w:semiHidden="0" w:name="Light Grid Accent 5"/>
     <w:lsdException w:unhideWhenUsed="0" w:uiPriority="63" w:semiHidden="0" w:name="Medium Shading 1 Accent 5"/>
-    <w:lsdException w:unhideWhenUsed="0" w:uiPriority="64" w:semiHidden="0" w:name="Medium Shading 2 Accent 5"/>
-    <w:lsdException w:unhideWhenUsed="0" w:uiPriority="65" w:semiHidden="0" w:name="Medium List 1 Accent 5"/>
-    <w:lsdException w:unhideWhenUsed="0" w:uiPriority="66" w:semiHidden="0" w:name="Medium List 2 Accent 5"/>
-    <w:lsdException w:unhideWhenUsed="0" w:uiPriority="67" w:semiHidden="0" w:name="Medium Grid 1 Accent 5"/>
+    <w:lsdException w:qFormat="1" w:unhideWhenUsed="0" w:uiPriority="64" w:semiHidden="0" w:name="Medium Shading 2 Accent 5"/>
+    <w:lsdException w:qFormat="1" w:unhideWhenUsed="0" w:uiPriority="65" w:semiHidden="0" w:name="Medium List 1 Accent 5"/>
+    <w:lsdException w:qFormat="1" w:unhideWhenUsed="0" w:uiPriority="66" w:semiHidden="0" w:name="Medium List 2 Accent 5"/>
+    <w:lsdException w:qFormat="1" w:unhideWhenUsed="0" w:uiPriority="67" w:semiHidden="0" w:name="Medium Grid 1 Accent 5"/>
     <w:lsdException w:unhideWhenUsed="0" w:uiPriority="68" w:semiHidden="0" w:name="Medium Grid 2 Accent 5"/>
-    <w:lsdException w:unhideWhenUsed="0" w:uiPriority="69" w:semiHidden="0" w:name="Medium Grid 3 Accent 5"/>
-    <w:lsdException w:unhideWhenUsed="0" w:uiPriority="70" w:semiHidden="0" w:name="Dark List Accent 5"/>
+    <w:lsdException w:qFormat="1" w:unhideWhenUsed="0" w:uiPriority="69" w:semiHidden="0" w:name="Medium Grid 3 Accent 5"/>
+    <w:lsdException w:qFormat="1" w:unhideWhenUsed="0" w:uiPriority="70" w:semiHidden="0" w:name="Dark List Accent 5"/>
     <w:lsdException w:unhideWhenUsed="0" w:uiPriority="71" w:semiHidden="0" w:name="Colorful Shading Accent 5"/>
     <w:lsdException w:unhideWhenUsed="0" w:uiPriority="72" w:semiHidden="0" w:name="Colorful List Accent 5"/>
     <w:lsdException w:unhideWhenUsed="0" w:uiPriority="73" w:semiHidden="0" w:name="Colorful Grid Accent 5"/>
@@ -829,13 +867,13 @@
     <w:lsdException w:unhideWhenUsed="0" w:uiPriority="61" w:semiHidden="0" w:name="Light List Accent 6"/>
     <w:lsdException w:unhideWhenUsed="0" w:uiPriority="62" w:semiHidden="0" w:name="Light Grid Accent 6"/>
     <w:lsdException w:unhideWhenUsed="0" w:uiPriority="63" w:semiHidden="0" w:name="Medium Shading 1 Accent 6"/>
-    <w:lsdException w:unhideWhenUsed="0" w:uiPriority="64" w:semiHidden="0" w:name="Medium Shading 2 Accent 6"/>
+    <w:lsdException w:qFormat="1" w:unhideWhenUsed="0" w:uiPriority="64" w:semiHidden="0" w:name="Medium Shading 2 Accent 6"/>
     <w:lsdException w:unhideWhenUsed="0" w:uiPriority="65" w:semiHidden="0" w:name="Medium List 1 Accent 6"/>
-    <w:lsdException w:unhideWhenUsed="0" w:uiPriority="66" w:semiHidden="0" w:name="Medium List 2 Accent 6"/>
-    <w:lsdException w:unhideWhenUsed="0" w:uiPriority="67" w:semiHidden="0" w:name="Medium Grid 1 Accent 6"/>
+    <w:lsdException w:qFormat="1" w:unhideWhenUsed="0" w:uiPriority="66" w:semiHidden="0" w:name="Medium List 2 Accent 6"/>
+    <w:lsdException w:qFormat="1" w:unhideWhenUsed="0" w:uiPriority="67" w:semiHidden="0" w:name="Medium Grid 1 Accent 6"/>
     <w:lsdException w:unhideWhenUsed="0" w:uiPriority="68" w:semiHidden="0" w:name="Medium Grid 2 Accent 6"/>
-    <w:lsdException w:unhideWhenUsed="0" w:uiPriority="69" w:semiHidden="0" w:name="Medium Grid 3 Accent 6"/>
-    <w:lsdException w:unhideWhenUsed="0" w:uiPriority="70" w:semiHidden="0" w:name="Dark List Accent 6"/>
+    <w:lsdException w:qFormat="1" w:unhideWhenUsed="0" w:uiPriority="69" w:semiHidden="0" w:name="Medium Grid 3 Accent 6"/>
+    <w:lsdException w:qFormat="1" w:unhideWhenUsed="0" w:uiPriority="70" w:semiHidden="0" w:name="Dark List Accent 6"/>
     <w:lsdException w:unhideWhenUsed="0" w:uiPriority="71" w:semiHidden="0" w:name="Colorful Shading Accent 6"/>
     <w:lsdException w:unhideWhenUsed="0" w:uiPriority="72" w:semiHidden="0" w:name="Colorful List Accent 6"/>
     <w:lsdException w:unhideWhenUsed="0" w:uiPriority="73" w:semiHidden="0" w:name="Colorful Grid Accent 6"/>
@@ -858,7 +896,7 @@
     <w:name w:val="heading 1"/>
     <w:basedOn w:val="1"/>
     <w:next w:val="1"/>
-    <w:link w:val="139"/>
+    <w:link w:val="140"/>
     <w:qFormat/>
     <w:uiPriority w:val="9"/>
     <w:pPr>
@@ -880,7 +918,7 @@
     <w:name w:val="heading 2"/>
     <w:basedOn w:val="1"/>
     <w:next w:val="1"/>
-    <w:link w:val="140"/>
+    <w:link w:val="141"/>
     <w:unhideWhenUsed/>
     <w:qFormat/>
     <w:uiPriority w:val="9"/>
@@ -908,7 +946,7 @@
     <w:name w:val="heading 3"/>
     <w:basedOn w:val="1"/>
     <w:next w:val="1"/>
-    <w:link w:val="141"/>
+    <w:link w:val="142"/>
     <w:unhideWhenUsed/>
     <w:qFormat/>
     <w:uiPriority w:val="9"/>
@@ -934,7 +972,7 @@
     <w:name w:val="heading 4"/>
     <w:basedOn w:val="1"/>
     <w:next w:val="1"/>
-    <w:link w:val="151"/>
+    <w:link w:val="152"/>
     <w:semiHidden/>
     <w:unhideWhenUsed/>
     <w:qFormat/>
@@ -963,7 +1001,7 @@
     <w:name w:val="heading 5"/>
     <w:basedOn w:val="1"/>
     <w:next w:val="1"/>
-    <w:link w:val="152"/>
+    <w:link w:val="153"/>
     <w:semiHidden/>
     <w:unhideWhenUsed/>
     <w:qFormat/>
@@ -983,7 +1021,7 @@
     <w:name w:val="heading 6"/>
     <w:basedOn w:val="1"/>
     <w:next w:val="1"/>
-    <w:link w:val="153"/>
+    <w:link w:val="154"/>
     <w:semiHidden/>
     <w:unhideWhenUsed/>
     <w:qFormat/>
@@ -1005,7 +1043,7 @@
     <w:name w:val="heading 7"/>
     <w:basedOn w:val="1"/>
     <w:next w:val="1"/>
-    <w:link w:val="154"/>
+    <w:link w:val="155"/>
     <w:semiHidden/>
     <w:unhideWhenUsed/>
     <w:qFormat/>
@@ -1035,7 +1073,7 @@
     <w:name w:val="heading 8"/>
     <w:basedOn w:val="1"/>
     <w:next w:val="1"/>
-    <w:link w:val="155"/>
+    <w:link w:val="156"/>
     <w:semiHidden/>
     <w:unhideWhenUsed/>
     <w:qFormat/>
@@ -1062,7 +1100,7 @@
     <w:name w:val="heading 9"/>
     <w:basedOn w:val="1"/>
     <w:next w:val="1"/>
-    <w:link w:val="156"/>
+    <w:link w:val="157"/>
     <w:semiHidden/>
     <w:unhideWhenUsed/>
     <w:qFormat/>
@@ -1113,8 +1151,9 @@
   <w:style w:type="paragraph" w:styleId="13">
     <w:name w:val="Body Text"/>
     <w:basedOn w:val="1"/>
-    <w:link w:val="145"/>
+    <w:link w:val="146"/>
     <w:unhideWhenUsed/>
+    <w:qFormat/>
     <w:uiPriority w:val="99"/>
     <w:pPr>
       <w:spacing w:after="120"/>
@@ -1123,8 +1162,9 @@
   <w:style w:type="paragraph" w:styleId="14">
     <w:name w:val="Body Text 2"/>
     <w:basedOn w:val="1"/>
-    <w:link w:val="146"/>
+    <w:link w:val="147"/>
     <w:unhideWhenUsed/>
+    <w:qFormat/>
     <w:uiPriority w:val="99"/>
     <w:pPr>
       <w:spacing w:after="120" w:line="480" w:lineRule="auto"/>
@@ -1133,8 +1173,9 @@
   <w:style w:type="paragraph" w:styleId="15">
     <w:name w:val="Body Text 3"/>
     <w:basedOn w:val="1"/>
-    <w:link w:val="147"/>
+    <w:link w:val="148"/>
     <w:unhideWhenUsed/>
+    <w:qFormat/>
     <w:uiPriority w:val="99"/>
     <w:pPr>
       <w:spacing w:after="120"/>
@@ -1181,6 +1222,20 @@
   <w:style w:type="paragraph" w:styleId="18">
     <w:name w:val="footer"/>
     <w:basedOn w:val="1"/>
+    <w:link w:val="138"/>
+    <w:unhideWhenUsed/>
+    <w:uiPriority w:val="99"/>
+    <w:pPr>
+      <w:tabs>
+        <w:tab w:val="center" w:pos="4680"/>
+        <w:tab w:val="right" w:pos="9360"/>
+      </w:tabs>
+      <w:spacing w:after="0" w:line="240" w:lineRule="auto"/>
+    </w:pPr>
+  </w:style>
+  <w:style w:type="paragraph" w:styleId="19">
+    <w:name w:val="header"/>
+    <w:basedOn w:val="1"/>
     <w:link w:val="137"/>
     <w:unhideWhenUsed/>
     <w:uiPriority w:val="99"/>
@@ -1192,31 +1247,29 @@
       <w:spacing w:after="0" w:line="240" w:lineRule="auto"/>
     </w:pPr>
   </w:style>
-  <w:style w:type="paragraph" w:styleId="19">
-    <w:name w:val="header"/>
-    <w:basedOn w:val="1"/>
-    <w:link w:val="136"/>
+  <w:style w:type="character" w:styleId="20">
+    <w:name w:val="Hyperlink"/>
+    <w:basedOn w:val="11"/>
+    <w:semiHidden/>
     <w:unhideWhenUsed/>
     <w:uiPriority w:val="99"/>
-    <w:pPr>
-      <w:tabs>
-        <w:tab w:val="center" w:pos="4680"/>
-        <w:tab w:val="right" w:pos="9360"/>
-      </w:tabs>
-      <w:spacing w:after="0" w:line="240" w:lineRule="auto"/>
-    </w:pPr>
-  </w:style>
-  <w:style w:type="paragraph" w:styleId="20">
+    <w:rPr>
+      <w:color w:val="0000FF"/>
+      <w:u w:val="single"/>
+    </w:rPr>
+  </w:style>
+  <w:style w:type="paragraph" w:styleId="21">
     <w:name w:val="List"/>
     <w:basedOn w:val="1"/>
     <w:unhideWhenUsed/>
+    <w:qFormat/>
     <w:uiPriority w:val="99"/>
     <w:pPr>
       <w:ind w:left="360" w:hanging="360"/>
       <w:contextualSpacing/>
     </w:pPr>
   </w:style>
-  <w:style w:type="paragraph" w:styleId="21">
+  <w:style w:type="paragraph" w:styleId="22">
     <w:name w:val="List 2"/>
     <w:basedOn w:val="1"/>
     <w:unhideWhenUsed/>
@@ -1226,17 +1279,18 @@
       <w:contextualSpacing/>
     </w:pPr>
   </w:style>
-  <w:style w:type="paragraph" w:styleId="22">
+  <w:style w:type="paragraph" w:styleId="23">
     <w:name w:val="List 3"/>
     <w:basedOn w:val="1"/>
     <w:unhideWhenUsed/>
+    <w:qFormat/>
     <w:uiPriority w:val="99"/>
     <w:pPr>
       <w:ind w:left="1080" w:hanging="360"/>
       <w:contextualSpacing/>
     </w:pPr>
   </w:style>
-  <w:style w:type="paragraph" w:styleId="23">
+  <w:style w:type="paragraph" w:styleId="24">
     <w:name w:val="List Bullet"/>
     <w:basedOn w:val="1"/>
     <w:unhideWhenUsed/>
@@ -1249,7 +1303,7 @@
       <w:contextualSpacing/>
     </w:pPr>
   </w:style>
-  <w:style w:type="paragraph" w:styleId="24">
+  <w:style w:type="paragraph" w:styleId="25">
     <w:name w:val="List Bullet 2"/>
     <w:basedOn w:val="1"/>
     <w:unhideWhenUsed/>
@@ -1262,10 +1316,11 @@
       <w:contextualSpacing/>
     </w:pPr>
   </w:style>
-  <w:style w:type="paragraph" w:styleId="25">
+  <w:style w:type="paragraph" w:styleId="26">
     <w:name w:val="List Bullet 3"/>
     <w:basedOn w:val="1"/>
     <w:unhideWhenUsed/>
+    <w:qFormat/>
     <w:uiPriority w:val="99"/>
     <w:pPr>
       <w:numPr>
@@ -1275,10 +1330,11 @@
       <w:contextualSpacing/>
     </w:pPr>
   </w:style>
-  <w:style w:type="paragraph" w:styleId="26">
+  <w:style w:type="paragraph" w:styleId="27">
     <w:name w:val="List Continue"/>
     <w:basedOn w:val="1"/>
     <w:unhideWhenUsed/>
+    <w:qFormat/>
     <w:uiPriority w:val="99"/>
     <w:pPr>
       <w:spacing w:after="120"/>
@@ -1286,7 +1342,7 @@
       <w:contextualSpacing/>
     </w:pPr>
   </w:style>
-  <w:style w:type="paragraph" w:styleId="27">
+  <w:style w:type="paragraph" w:styleId="28">
     <w:name w:val="List Continue 2"/>
     <w:basedOn w:val="1"/>
     <w:unhideWhenUsed/>
@@ -1297,7 +1353,7 @@
       <w:contextualSpacing/>
     </w:pPr>
   </w:style>
-  <w:style w:type="paragraph" w:styleId="28">
+  <w:style w:type="paragraph" w:styleId="29">
     <w:name w:val="List Continue 3"/>
     <w:basedOn w:val="1"/>
     <w:unhideWhenUsed/>
@@ -1308,7 +1364,7 @@
       <w:contextualSpacing/>
     </w:pPr>
   </w:style>
-  <w:style w:type="paragraph" w:styleId="29">
+  <w:style w:type="paragraph" w:styleId="30">
     <w:name w:val="List Number"/>
     <w:basedOn w:val="1"/>
     <w:unhideWhenUsed/>
@@ -1321,10 +1377,11 @@
       <w:contextualSpacing/>
     </w:pPr>
   </w:style>
-  <w:style w:type="paragraph" w:styleId="30">
+  <w:style w:type="paragraph" w:styleId="31">
     <w:name w:val="List Number 2"/>
     <w:basedOn w:val="1"/>
     <w:unhideWhenUsed/>
+    <w:qFormat/>
     <w:uiPriority w:val="99"/>
     <w:pPr>
       <w:numPr>
@@ -1334,10 +1391,11 @@
       <w:contextualSpacing/>
     </w:pPr>
   </w:style>
-  <w:style w:type="paragraph" w:styleId="31">
+  <w:style w:type="paragraph" w:styleId="32">
     <w:name w:val="List Number 3"/>
     <w:basedOn w:val="1"/>
     <w:unhideWhenUsed/>
+    <w:qFormat/>
     <w:uiPriority w:val="99"/>
     <w:pPr>
       <w:numPr>
@@ -1347,9 +1405,9 @@
       <w:contextualSpacing/>
     </w:pPr>
   </w:style>
-  <w:style w:type="paragraph" w:styleId="32">
+  <w:style w:type="paragraph" w:styleId="33">
     <w:name w:val="macro"/>
-    <w:link w:val="148"/>
+    <w:link w:val="149"/>
     <w:unhideWhenUsed/>
     <w:qFormat/>
     <w:uiPriority w:val="99"/>
@@ -1372,10 +1430,11 @@
       <w:lang w:val="en-US" w:eastAsia="en-US" w:bidi="ar-SA"/>
     </w:rPr>
   </w:style>
-  <w:style w:type="paragraph" w:styleId="33">
+  <w:style w:type="paragraph" w:styleId="34">
     <w:name w:val="Normal (Web)"/>
     <w:semiHidden/>
     <w:unhideWhenUsed/>
+    <w:qFormat/>
     <w:uiPriority w:val="99"/>
     <w:pPr>
       <w:spacing w:before="0" w:beforeAutospacing="1" w:after="0" w:afterAutospacing="1"/>
@@ -1383,13 +1442,14 @@
       <w:jc w:val="left"/>
     </w:pPr>
     <w:rPr>
+      <w:rFonts w:ascii="Times New Roman" w:hAnsi="Times New Roman" w:eastAsia="SimSun" w:cs="Times New Roman"/>
       <w:kern w:val="0"/>
       <w:sz w:val="24"/>
       <w:szCs w:val="24"/>
       <w:lang w:val="en-US" w:eastAsia="zh-CN" w:bidi="ar"/>
     </w:rPr>
   </w:style>
-  <w:style w:type="character" w:styleId="34">
+  <w:style w:type="character" w:styleId="35">
     <w:name w:val="Strong"/>
     <w:basedOn w:val="11"/>
     <w:qFormat/>
@@ -1399,11 +1459,11 @@
       <w:bCs/>
     </w:rPr>
   </w:style>
-  <w:style w:type="paragraph" w:styleId="35">
+  <w:style w:type="paragraph" w:styleId="36">
     <w:name w:val="Subtitle"/>
     <w:basedOn w:val="1"/>
     <w:next w:val="1"/>
-    <w:link w:val="143"/>
+    <w:link w:val="144"/>
     <w:qFormat/>
     <w:uiPriority w:val="11"/>
     <w:rPr>
@@ -1421,7 +1481,7 @@
       </w14:textFill>
     </w:rPr>
   </w:style>
-  <w:style w:type="table" w:styleId="36">
+  <w:style w:type="table" w:styleId="37">
     <w:name w:val="Table Grid"/>
     <w:basedOn w:val="12"/>
     <w:uiPriority w:val="59"/>
@@ -1445,11 +1505,11 @@
       </w:tblCellMar>
     </w:tblPr>
   </w:style>
-  <w:style w:type="paragraph" w:styleId="37">
+  <w:style w:type="paragraph" w:styleId="38">
     <w:name w:val="Title"/>
     <w:basedOn w:val="1"/>
     <w:next w:val="1"/>
-    <w:link w:val="142"/>
+    <w:link w:val="143"/>
     <w:qFormat/>
     <w:uiPriority w:val="10"/>
     <w:pPr>
@@ -1468,9 +1528,10 @@
       <w:szCs w:val="52"/>
     </w:rPr>
   </w:style>
-  <w:style w:type="table" w:styleId="38">
+  <w:style w:type="table" w:styleId="39">
     <w:name w:val="Light Shading"/>
     <w:basedOn w:val="12"/>
+    <w:qFormat/>
     <w:uiPriority w:val="60"/>
     <w:pPr>
       <w:spacing w:after="0" w:line="240" w:lineRule="auto"/>
@@ -1567,9 +1628,10 @@
       </w:tcPr>
     </w:tblStylePr>
   </w:style>
-  <w:style w:type="table" w:styleId="39">
+  <w:style w:type="table" w:styleId="40">
     <w:name w:val="Light Shading Accent 1"/>
     <w:basedOn w:val="12"/>
+    <w:qFormat/>
     <w:uiPriority w:val="60"/>
     <w:pPr>
       <w:spacing w:after="0" w:line="240" w:lineRule="auto"/>
@@ -1666,7 +1728,7 @@
       </w:tcPr>
     </w:tblStylePr>
   </w:style>
-  <w:style w:type="table" w:styleId="40">
+  <w:style w:type="table" w:styleId="41">
     <w:name w:val="Light Shading Accent 2"/>
     <w:basedOn w:val="12"/>
     <w:uiPriority w:val="60"/>
@@ -1765,9 +1827,10 @@
       </w:tcPr>
     </w:tblStylePr>
   </w:style>
-  <w:style w:type="table" w:styleId="41">
+  <w:style w:type="table" w:styleId="42">
     <w:name w:val="Light Shading Accent 3"/>
     <w:basedOn w:val="12"/>
+    <w:qFormat/>
     <w:uiPriority w:val="60"/>
     <w:pPr>
       <w:spacing w:after="0" w:line="240" w:lineRule="auto"/>
@@ -1864,7 +1927,7 @@
       </w:tcPr>
     </w:tblStylePr>
   </w:style>
-  <w:style w:type="table" w:styleId="42">
+  <w:style w:type="table" w:styleId="43">
     <w:name w:val="Light Shading Accent 4"/>
     <w:basedOn w:val="12"/>
     <w:uiPriority w:val="60"/>
@@ -1963,9 +2026,10 @@
       </w:tcPr>
     </w:tblStylePr>
   </w:style>
-  <w:style w:type="table" w:styleId="43">
+  <w:style w:type="table" w:styleId="44">
     <w:name w:val="Light Shading Accent 5"/>
     <w:basedOn w:val="12"/>
+    <w:qFormat/>
     <w:uiPriority w:val="60"/>
     <w:pPr>
       <w:spacing w:after="0" w:line="240" w:lineRule="auto"/>
@@ -2062,7 +2126,7 @@
       </w:tcPr>
     </w:tblStylePr>
   </w:style>
-  <w:style w:type="table" w:styleId="44">
+  <w:style w:type="table" w:styleId="45">
     <w:name w:val="Light Shading Accent 6"/>
     <w:basedOn w:val="12"/>
     <w:uiPriority w:val="60"/>
@@ -2161,9 +2225,10 @@
       </w:tcPr>
     </w:tblStylePr>
   </w:style>
-  <w:style w:type="table" w:styleId="45">
+  <w:style w:type="table" w:styleId="46">
     <w:name w:val="Light List"/>
     <w:basedOn w:val="12"/>
+    <w:qFormat/>
     <w:uiPriority w:val="61"/>
     <w:pPr>
       <w:spacing w:after="0" w:line="240" w:lineRule="auto"/>
@@ -2254,7 +2319,7 @@
       </w:tcPr>
     </w:tblStylePr>
   </w:style>
-  <w:style w:type="table" w:styleId="46">
+  <w:style w:type="table" w:styleId="47">
     <w:name w:val="Light List Accent 1"/>
     <w:basedOn w:val="12"/>
     <w:uiPriority w:val="61"/>
@@ -2347,7 +2412,7 @@
       </w:tcPr>
     </w:tblStylePr>
   </w:style>
-  <w:style w:type="table" w:styleId="47">
+  <w:style w:type="table" w:styleId="48">
     <w:name w:val="Light List Accent 2"/>
     <w:basedOn w:val="12"/>
     <w:uiPriority w:val="61"/>
@@ -2440,7 +2505,7 @@
       </w:tcPr>
     </w:tblStylePr>
   </w:style>
-  <w:style w:type="table" w:styleId="48">
+  <w:style w:type="table" w:styleId="49">
     <w:name w:val="Light List Accent 3"/>
     <w:basedOn w:val="12"/>
     <w:uiPriority w:val="61"/>
@@ -2533,9 +2598,10 @@
       </w:tcPr>
     </w:tblStylePr>
   </w:style>
-  <w:style w:type="table" w:styleId="49">
+  <w:style w:type="table" w:styleId="50">
     <w:name w:val="Light List Accent 4"/>
     <w:basedOn w:val="12"/>
+    <w:qFormat/>
     <w:uiPriority w:val="61"/>
     <w:pPr>
       <w:spacing w:after="0" w:line="240" w:lineRule="auto"/>
@@ -2626,7 +2692,7 @@
       </w:tcPr>
     </w:tblStylePr>
   </w:style>
-  <w:style w:type="table" w:styleId="50">
+  <w:style w:type="table" w:styleId="51">
     <w:name w:val="Light List Accent 5"/>
     <w:basedOn w:val="12"/>
     <w:uiPriority w:val="61"/>
@@ -2719,7 +2785,7 @@
       </w:tcPr>
     </w:tblStylePr>
   </w:style>
-  <w:style w:type="table" w:styleId="51">
+  <w:style w:type="table" w:styleId="52">
     <w:name w:val="Light List Accent 6"/>
     <w:basedOn w:val="12"/>
     <w:uiPriority w:val="61"/>
@@ -2812,7 +2878,7 @@
       </w:tcPr>
     </w:tblStylePr>
   </w:style>
-  <w:style w:type="table" w:styleId="52">
+  <w:style w:type="table" w:styleId="53">
     <w:name w:val="Light Grid"/>
     <w:basedOn w:val="12"/>
     <w:uiPriority w:val="62"/>
@@ -2938,9 +3004,10 @@
       </w:tcPr>
     </w:tblStylePr>
   </w:style>
-  <w:style w:type="table" w:styleId="53">
+  <w:style w:type="table" w:styleId="54">
     <w:name w:val="Light Grid Accent 1"/>
     <w:basedOn w:val="12"/>
+    <w:qFormat/>
     <w:uiPriority w:val="62"/>
     <w:pPr>
       <w:spacing w:after="0" w:line="240" w:lineRule="auto"/>
@@ -3064,7 +3131,7 @@
       </w:tcPr>
     </w:tblStylePr>
   </w:style>
-  <w:style w:type="table" w:styleId="54">
+  <w:style w:type="table" w:styleId="55">
     <w:name w:val="Light Grid Accent 2"/>
     <w:basedOn w:val="12"/>
     <w:uiPriority w:val="62"/>
@@ -3190,7 +3257,7 @@
       </w:tcPr>
     </w:tblStylePr>
   </w:style>
-  <w:style w:type="table" w:styleId="55">
+  <w:style w:type="table" w:styleId="56">
     <w:name w:val="Light Grid Accent 3"/>
     <w:basedOn w:val="12"/>
     <w:uiPriority w:val="62"/>
@@ -3316,9 +3383,10 @@
       </w:tcPr>
     </w:tblStylePr>
   </w:style>
-  <w:style w:type="table" w:styleId="56">
+  <w:style w:type="table" w:styleId="57">
     <w:name w:val="Light Grid Accent 4"/>
     <w:basedOn w:val="12"/>
+    <w:qFormat/>
     <w:uiPriority w:val="62"/>
     <w:pPr>
       <w:spacing w:after="0" w:line="240" w:lineRule="auto"/>
@@ -3442,9 +3510,10 @@
       </w:tcPr>
     </w:tblStylePr>
   </w:style>
-  <w:style w:type="table" w:styleId="57">
+  <w:style w:type="table" w:styleId="58">
     <w:name w:val="Light Grid Accent 5"/>
     <w:basedOn w:val="12"/>
+    <w:qFormat/>
     <w:uiPriority w:val="62"/>
     <w:pPr>
       <w:spacing w:after="0" w:line="240" w:lineRule="auto"/>
@@ -3568,7 +3637,7 @@
       </w:tcPr>
     </w:tblStylePr>
   </w:style>
-  <w:style w:type="table" w:styleId="58">
+  <w:style w:type="table" w:styleId="59">
     <w:name w:val="Light Grid Accent 6"/>
     <w:basedOn w:val="12"/>
     <w:uiPriority w:val="62"/>
@@ -3694,9 +3763,10 @@
       </w:tcPr>
     </w:tblStylePr>
   </w:style>
-  <w:style w:type="table" w:styleId="59">
+  <w:style w:type="table" w:styleId="60">
     <w:name w:val="Medium Shading 1"/>
     <w:basedOn w:val="12"/>
+    <w:qFormat/>
     <w:uiPriority w:val="63"/>
     <w:pPr>
       <w:spacing w:after="0" w:line="240" w:lineRule="auto"/>
@@ -3801,9 +3871,10 @@
       </w:tcPr>
     </w:tblStylePr>
   </w:style>
-  <w:style w:type="table" w:styleId="60">
+  <w:style w:type="table" w:styleId="61">
     <w:name w:val="Medium Shading 1 Accent 1"/>
     <w:basedOn w:val="12"/>
+    <w:qFormat/>
     <w:uiPriority w:val="63"/>
     <w:pPr>
       <w:spacing w:after="0" w:line="240" w:lineRule="auto"/>
@@ -3908,9 +3979,10 @@
       </w:tcPr>
     </w:tblStylePr>
   </w:style>
-  <w:style w:type="table" w:styleId="61">
+  <w:style w:type="table" w:styleId="62">
     <w:name w:val="Medium Shading 1 Accent 2"/>
     <w:basedOn w:val="12"/>
+    <w:qFormat/>
     <w:uiPriority w:val="63"/>
     <w:pPr>
       <w:spacing w:after="0" w:line="240" w:lineRule="auto"/>
@@ -4015,7 +4087,7 @@
       </w:tcPr>
     </w:tblStylePr>
   </w:style>
-  <w:style w:type="table" w:styleId="62">
+  <w:style w:type="table" w:styleId="63">
     <w:name w:val="Medium Shading 1 Accent 3"/>
     <w:basedOn w:val="12"/>
     <w:uiPriority w:val="63"/>
@@ -4122,9 +4194,10 @@
       </w:tcPr>
     </w:tblStylePr>
   </w:style>
-  <w:style w:type="table" w:styleId="63">
+  <w:style w:type="table" w:styleId="64">
     <w:name w:val="Medium Shading 1 Accent 4"/>
     <w:basedOn w:val="12"/>
+    <w:qFormat/>
     <w:uiPriority w:val="63"/>
     <w:pPr>
       <w:spacing w:after="0" w:line="240" w:lineRule="auto"/>
@@ -4229,7 +4302,7 @@
       </w:tcPr>
     </w:tblStylePr>
   </w:style>
-  <w:style w:type="table" w:styleId="64">
+  <w:style w:type="table" w:styleId="65">
     <w:name w:val="Medium Shading 1 Accent 5"/>
     <w:basedOn w:val="12"/>
     <w:uiPriority w:val="63"/>
@@ -4336,7 +4409,7 @@
       </w:tcPr>
     </w:tblStylePr>
   </w:style>
-  <w:style w:type="table" w:styleId="65">
+  <w:style w:type="table" w:styleId="66">
     <w:name w:val="Medium Shading 1 Accent 6"/>
     <w:basedOn w:val="12"/>
     <w:uiPriority w:val="63"/>
@@ -4443,9 +4516,10 @@
       </w:tcPr>
     </w:tblStylePr>
   </w:style>
-  <w:style w:type="table" w:styleId="66">
+  <w:style w:type="table" w:styleId="67">
     <w:name w:val="Medium Shading 2"/>
     <w:basedOn w:val="12"/>
+    <w:qFormat/>
     <w:uiPriority w:val="64"/>
     <w:pPr>
       <w:spacing w:after="0" w:line="240" w:lineRule="auto"/>
@@ -4608,7 +4682,7 @@
       </w:tcPr>
     </w:tblStylePr>
   </w:style>
-  <w:style w:type="table" w:styleId="67">
+  <w:style w:type="table" w:styleId="68">
     <w:name w:val="Medium Shading 2 Accent 1"/>
     <w:basedOn w:val="12"/>
     <w:uiPriority w:val="64"/>
@@ -4773,7 +4847,7 @@
       </w:tcPr>
     </w:tblStylePr>
   </w:style>
-  <w:style w:type="table" w:styleId="68">
+  <w:style w:type="table" w:styleId="69">
     <w:name w:val="Medium Shading 2 Accent 2"/>
     <w:basedOn w:val="12"/>
     <w:uiPriority w:val="64"/>
@@ -4938,9 +5012,10 @@
       </w:tcPr>
     </w:tblStylePr>
   </w:style>
-  <w:style w:type="table" w:styleId="69">
+  <w:style w:type="table" w:styleId="70">
     <w:name w:val="Medium Shading 2 Accent 3"/>
     <w:basedOn w:val="12"/>
+    <w:qFormat/>
     <w:uiPriority w:val="64"/>
     <w:pPr>
       <w:spacing w:after="0" w:line="240" w:lineRule="auto"/>
@@ -5103,7 +5178,7 @@
       </w:tcPr>
     </w:tblStylePr>
   </w:style>
-  <w:style w:type="table" w:styleId="70">
+  <w:style w:type="table" w:styleId="71">
     <w:name w:val="Medium Shading 2 Accent 4"/>
     <w:basedOn w:val="12"/>
     <w:uiPriority w:val="64"/>
@@ -5268,9 +5343,10 @@
       </w:tcPr>
     </w:tblStylePr>
   </w:style>
-  <w:style w:type="table" w:styleId="71">
+  <w:style w:type="table" w:styleId="72">
     <w:name w:val="Medium Shading 2 Accent 5"/>
     <w:basedOn w:val="12"/>
+    <w:qFormat/>
     <w:uiPriority w:val="64"/>
     <w:pPr>
       <w:spacing w:after="0" w:line="240" w:lineRule="auto"/>
@@ -5433,9 +5509,10 @@
       </w:tcPr>
     </w:tblStylePr>
   </w:style>
-  <w:style w:type="table" w:styleId="72">
+  <w:style w:type="table" w:styleId="73">
     <w:name w:val="Medium Shading 2 Accent 6"/>
     <w:basedOn w:val="12"/>
+    <w:qFormat/>
     <w:uiPriority w:val="64"/>
     <w:pPr>
       <w:spacing w:after="0" w:line="240" w:lineRule="auto"/>
@@ -5598,9 +5675,10 @@
       </w:tcPr>
     </w:tblStylePr>
   </w:style>
-  <w:style w:type="table" w:styleId="73">
+  <w:style w:type="table" w:styleId="74">
     <w:name w:val="Medium List 1"/>
     <w:basedOn w:val="12"/>
+    <w:qFormat/>
     <w:uiPriority w:val="65"/>
     <w:pPr>
       <w:spacing w:after="0" w:line="240" w:lineRule="auto"/>
@@ -5688,9 +5766,10 @@
       </w:tcPr>
     </w:tblStylePr>
   </w:style>
-  <w:style w:type="table" w:styleId="74">
+  <w:style w:type="table" w:styleId="75">
     <w:name w:val="Medium List 1 Accent 1"/>
     <w:basedOn w:val="12"/>
+    <w:qFormat/>
     <w:uiPriority w:val="65"/>
     <w:pPr>
       <w:spacing w:after="0" w:line="240" w:lineRule="auto"/>
@@ -5778,9 +5857,10 @@
       </w:tcPr>
     </w:tblStylePr>
   </w:style>
-  <w:style w:type="table" w:styleId="75">
+  <w:style w:type="table" w:styleId="76">
     <w:name w:val="Medium List 1 Accent 2"/>
     <w:basedOn w:val="12"/>
+    <w:qFormat/>
     <w:uiPriority w:val="65"/>
     <w:pPr>
       <w:spacing w:after="0" w:line="240" w:lineRule="auto"/>
@@ -5868,7 +5948,7 @@
       </w:tcPr>
     </w:tblStylePr>
   </w:style>
-  <w:style w:type="table" w:styleId="76">
+  <w:style w:type="table" w:styleId="77">
     <w:name w:val="Medium List 1 Accent 3"/>
     <w:basedOn w:val="12"/>
     <w:uiPriority w:val="65"/>
@@ -5958,7 +6038,7 @@
       </w:tcPr>
     </w:tblStylePr>
   </w:style>
-  <w:style w:type="table" w:styleId="77">
+  <w:style w:type="table" w:styleId="78">
     <w:name w:val="Medium List 1 Accent 4"/>
     <w:basedOn w:val="12"/>
     <w:uiPriority w:val="65"/>
@@ -6048,9 +6128,10 @@
       </w:tcPr>
     </w:tblStylePr>
   </w:style>
-  <w:style w:type="table" w:styleId="78">
+  <w:style w:type="table" w:styleId="79">
     <w:name w:val="Medium List 1 Accent 5"/>
     <w:basedOn w:val="12"/>
+    <w:qFormat/>
     <w:uiPriority w:val="65"/>
     <w:pPr>
       <w:spacing w:after="0" w:line="240" w:lineRule="auto"/>
@@ -6138,7 +6219,7 @@
       </w:tcPr>
     </w:tblStylePr>
   </w:style>
-  <w:style w:type="table" w:styleId="79">
+  <w:style w:type="table" w:styleId="80">
     <w:name w:val="Medium List 1 Accent 6"/>
     <w:basedOn w:val="12"/>
     <w:uiPriority w:val="65"/>
@@ -6228,9 +6309,10 @@
       </w:tcPr>
     </w:tblStylePr>
   </w:style>
-  <w:style w:type="table" w:styleId="80">
+  <w:style w:type="table" w:styleId="81">
     <w:name w:val="Medium List 2"/>
     <w:basedOn w:val="12"/>
+    <w:qFormat/>
     <w:uiPriority w:val="66"/>
     <w:pPr>
       <w:spacing w:after="0" w:line="240" w:lineRule="auto"/>
@@ -6357,9 +6439,10 @@
       </w:tcPr>
     </w:tblStylePr>
   </w:style>
-  <w:style w:type="table" w:styleId="81">
+  <w:style w:type="table" w:styleId="82">
     <w:name w:val="Medium List 2 Accent 1"/>
     <w:basedOn w:val="12"/>
+    <w:qFormat/>
     <w:uiPriority w:val="66"/>
     <w:pPr>
       <w:spacing w:after="0" w:line="240" w:lineRule="auto"/>
@@ -6486,7 +6569,7 @@
       </w:tcPr>
     </w:tblStylePr>
   </w:style>
-  <w:style w:type="table" w:styleId="82">
+  <w:style w:type="table" w:styleId="83">
     <w:name w:val="Medium List 2 Accent 2"/>
     <w:basedOn w:val="12"/>
     <w:uiPriority w:val="66"/>
@@ -6615,9 +6698,10 @@
       </w:tcPr>
     </w:tblStylePr>
   </w:style>
-  <w:style w:type="table" w:styleId="83">
+  <w:style w:type="table" w:styleId="84">
     <w:name w:val="Medium List 2 Accent 3"/>
     <w:basedOn w:val="12"/>
+    <w:qFormat/>
     <w:uiPriority w:val="66"/>
     <w:pPr>
       <w:spacing w:after="0" w:line="240" w:lineRule="auto"/>
@@ -6744,9 +6828,10 @@
       </w:tcPr>
     </w:tblStylePr>
   </w:style>
-  <w:style w:type="table" w:styleId="84">
+  <w:style w:type="table" w:styleId="85">
     <w:name w:val="Medium List 2 Accent 4"/>
     <w:basedOn w:val="12"/>
+    <w:qFormat/>
     <w:uiPriority w:val="66"/>
     <w:pPr>
       <w:spacing w:after="0" w:line="240" w:lineRule="auto"/>
@@ -6873,9 +6958,10 @@
       </w:tcPr>
     </w:tblStylePr>
   </w:style>
-  <w:style w:type="table" w:styleId="85">
+  <w:style w:type="table" w:styleId="86">
     <w:name w:val="Medium List 2 Accent 5"/>
     <w:basedOn w:val="12"/>
+    <w:qFormat/>
     <w:uiPriority w:val="66"/>
     <w:pPr>
       <w:spacing w:after="0" w:line="240" w:lineRule="auto"/>
@@ -7002,9 +7088,10 @@
       </w:tcPr>
     </w:tblStylePr>
   </w:style>
-  <w:style w:type="table" w:styleId="86">
+  <w:style w:type="table" w:styleId="87">
     <w:name w:val="Medium List 2 Accent 6"/>
     <w:basedOn w:val="12"/>
+    <w:qFormat/>
     <w:uiPriority w:val="66"/>
     <w:pPr>
       <w:spacing w:after="0" w:line="240" w:lineRule="auto"/>
@@ -7131,9 +7218,10 @@
       </w:tcPr>
     </w:tblStylePr>
   </w:style>
-  <w:style w:type="table" w:styleId="87">
+  <w:style w:type="table" w:styleId="88">
     <w:name w:val="Medium Grid 1"/>
     <w:basedOn w:val="12"/>
+    <w:qFormat/>
     <w:uiPriority w:val="67"/>
     <w:pPr>
       <w:spacing w:after="0" w:line="240" w:lineRule="auto"/>
@@ -7200,9 +7288,10 @@
       </w:tcPr>
     </w:tblStylePr>
   </w:style>
-  <w:style w:type="table" w:styleId="88">
+  <w:style w:type="table" w:styleId="89">
     <w:name w:val="Medium Grid 1 Accent 1"/>
     <w:basedOn w:val="12"/>
+    <w:qFormat/>
     <w:uiPriority w:val="67"/>
     <w:pPr>
       <w:spacing w:after="0" w:line="240" w:lineRule="auto"/>
@@ -7269,7 +7358,7 @@
       </w:tcPr>
     </w:tblStylePr>
   </w:style>
-  <w:style w:type="table" w:styleId="89">
+  <w:style w:type="table" w:styleId="90">
     <w:name w:val="Medium Grid 1 Accent 2"/>
     <w:basedOn w:val="12"/>
     <w:uiPriority w:val="67"/>
@@ -7338,9 +7427,10 @@
       </w:tcPr>
     </w:tblStylePr>
   </w:style>
-  <w:style w:type="table" w:styleId="90">
+  <w:style w:type="table" w:styleId="91">
     <w:name w:val="Medium Grid 1 Accent 3"/>
     <w:basedOn w:val="12"/>
+    <w:qFormat/>
     <w:uiPriority w:val="67"/>
     <w:pPr>
       <w:spacing w:after="0" w:line="240" w:lineRule="auto"/>
@@ -7407,9 +7497,10 @@
       </w:tcPr>
     </w:tblStylePr>
   </w:style>
-  <w:style w:type="table" w:styleId="91">
+  <w:style w:type="table" w:styleId="92">
     <w:name w:val="Medium Grid 1 Accent 4"/>
     <w:basedOn w:val="12"/>
+    <w:qFormat/>
     <w:uiPriority w:val="67"/>
     <w:pPr>
       <w:spacing w:after="0" w:line="240" w:lineRule="auto"/>
@@ -7476,9 +7567,10 @@
       </w:tcPr>
     </w:tblStylePr>
   </w:style>
-  <w:style w:type="table" w:styleId="92">
+  <w:style w:type="table" w:styleId="93">
     <w:name w:val="Medium Grid 1 Accent 5"/>
     <w:basedOn w:val="12"/>
+    <w:qFormat/>
     <w:uiPriority w:val="67"/>
     <w:pPr>
       <w:spacing w:after="0" w:line="240" w:lineRule="auto"/>
@@ -7545,9 +7637,10 @@
       </w:tcPr>
     </w:tblStylePr>
   </w:style>
-  <w:style w:type="table" w:styleId="93">
+  <w:style w:type="table" w:styleId="94">
     <w:name w:val="Medium Grid 1 Accent 6"/>
     <w:basedOn w:val="12"/>
+    <w:qFormat/>
     <w:uiPriority w:val="67"/>
     <w:pPr>
       <w:spacing w:after="0" w:line="240" w:lineRule="auto"/>
@@ -7614,9 +7707,10 @@
       </w:tcPr>
     </w:tblStylePr>
   </w:style>
-  <w:style w:type="table" w:styleId="94">
+  <w:style w:type="table" w:styleId="95">
     <w:name w:val="Medium Grid 2"/>
     <w:basedOn w:val="12"/>
+    <w:qFormat/>
     <w:uiPriority w:val="68"/>
     <w:pPr>
       <w:spacing w:after="0" w:line="240" w:lineRule="auto"/>
@@ -7760,9 +7854,10 @@
       </w:tcPr>
     </w:tblStylePr>
   </w:style>
-  <w:style w:type="table" w:styleId="95">
+  <w:style w:type="table" w:styleId="96">
     <w:name w:val="Medium Grid 2 Accent 1"/>
     <w:basedOn w:val="12"/>
+    <w:qFormat/>
     <w:uiPriority w:val="68"/>
     <w:pPr>
       <w:spacing w:after="0" w:line="240" w:lineRule="auto"/>
@@ -7906,9 +8001,10 @@
       </w:tcPr>
     </w:tblStylePr>
   </w:style>
-  <w:style w:type="table" w:styleId="96">
+  <w:style w:type="table" w:styleId="97">
     <w:name w:val="Medium Grid 2 Accent 2"/>
     <w:basedOn w:val="12"/>
+    <w:qFormat/>
     <w:uiPriority w:val="68"/>
     <w:pPr>
       <w:spacing w:after="0" w:line="240" w:lineRule="auto"/>
@@ -8052,9 +8148,10 @@
       </w:tcPr>
     </w:tblStylePr>
   </w:style>
-  <w:style w:type="table" w:styleId="97">
+  <w:style w:type="table" w:styleId="98">
     <w:name w:val="Medium Grid 2 Accent 3"/>
     <w:basedOn w:val="12"/>
+    <w:qFormat/>
     <w:uiPriority w:val="68"/>
     <w:pPr>
       <w:spacing w:after="0" w:line="240" w:lineRule="auto"/>
@@ -8198,7 +8295,7 @@
       </w:tcPr>
     </w:tblStylePr>
   </w:style>
-  <w:style w:type="table" w:styleId="98">
+  <w:style w:type="table" w:styleId="99">
     <w:name w:val="Medium Grid 2 Accent 4"/>
     <w:basedOn w:val="12"/>
     <w:uiPriority w:val="68"/>
@@ -8344,7 +8441,7 @@
       </w:tcPr>
     </w:tblStylePr>
   </w:style>
-  <w:style w:type="table" w:styleId="99">
+  <w:style w:type="table" w:styleId="100">
     <w:name w:val="Medium Grid 2 Accent 5"/>
     <w:basedOn w:val="12"/>
     <w:uiPriority w:val="68"/>
@@ -8490,7 +8587,7 @@
       </w:tcPr>
     </w:tblStylePr>
   </w:style>
-  <w:style w:type="table" w:styleId="100">
+  <w:style w:type="table" w:styleId="101">
     <w:name w:val="Medium Grid 2 Accent 6"/>
     <w:basedOn w:val="12"/>
     <w:uiPriority w:val="68"/>
@@ -8636,9 +8733,10 @@
       </w:tcPr>
     </w:tblStylePr>
   </w:style>
-  <w:style w:type="table" w:styleId="101">
+  <w:style w:type="table" w:styleId="102">
     <w:name w:val="Medium Grid 3"/>
     <w:basedOn w:val="12"/>
+    <w:qFormat/>
     <w:uiPriority w:val="69"/>
     <w:pPr>
       <w:spacing w:after="0" w:line="240" w:lineRule="auto"/>
@@ -8793,7 +8891,7 @@
       </w:tcPr>
     </w:tblStylePr>
   </w:style>
-  <w:style w:type="table" w:styleId="102">
+  <w:style w:type="table" w:styleId="103">
     <w:name w:val="Medium Grid 3 Accent 1"/>
     <w:basedOn w:val="12"/>
     <w:uiPriority w:val="69"/>
@@ -8950,9 +9048,10 @@
       </w:tcPr>
     </w:tblStylePr>
   </w:style>
-  <w:style w:type="table" w:styleId="103">
+  <w:style w:type="table" w:styleId="104">
     <w:name w:val="Medium Grid 3 Accent 2"/>
     <w:basedOn w:val="12"/>
+    <w:qFormat/>
     <w:uiPriority w:val="69"/>
     <w:pPr>
       <w:spacing w:after="0" w:line="240" w:lineRule="auto"/>
@@ -9107,9 +9206,10 @@
       </w:tcPr>
     </w:tblStylePr>
   </w:style>
-  <w:style w:type="table" w:styleId="104">
+  <w:style w:type="table" w:styleId="105">
     <w:name w:val="Medium Grid 3 Accent 3"/>
     <w:basedOn w:val="12"/>
+    <w:qFormat/>
     <w:uiPriority w:val="69"/>
     <w:pPr>
       <w:spacing w:after="0" w:line="240" w:lineRule="auto"/>
@@ -9264,7 +9364,7 @@
       </w:tcPr>
     </w:tblStylePr>
   </w:style>
-  <w:style w:type="table" w:styleId="105">
+  <w:style w:type="table" w:styleId="106">
     <w:name w:val="Medium Grid 3 Accent 4"/>
     <w:basedOn w:val="12"/>
     <w:uiPriority w:val="69"/>
@@ -9421,9 +9521,10 @@
       </w:tcPr>
     </w:tblStylePr>
   </w:style>
-  <w:style w:type="table" w:styleId="106">
+  <w:style w:type="table" w:styleId="107">
     <w:name w:val="Medium Grid 3 Accent 5"/>
     <w:basedOn w:val="12"/>
+    <w:qFormat/>
     <w:uiPriority w:val="69"/>
     <w:pPr>
       <w:spacing w:after="0" w:line="240" w:lineRule="auto"/>
@@ -9578,9 +9679,10 @@
       </w:tcPr>
     </w:tblStylePr>
   </w:style>
-  <w:style w:type="table" w:styleId="107">
+  <w:style w:type="table" w:styleId="108">
     <w:name w:val="Medium Grid 3 Accent 6"/>
     <w:basedOn w:val="12"/>
+    <w:qFormat/>
     <w:uiPriority w:val="69"/>
     <w:pPr>
       <w:spacing w:after="0" w:line="240" w:lineRule="auto"/>
@@ -9735,7 +9837,7 @@
       </w:tcPr>
     </w:tblStylePr>
   </w:style>
-  <w:style w:type="table" w:styleId="108">
+  <w:style w:type="table" w:styleId="109">
     <w:name w:val="Dark List"/>
     <w:basedOn w:val="12"/>
     <w:uiPriority w:val="70"/>
@@ -9850,9 +9952,10 @@
       </w:tcPr>
     </w:tblStylePr>
   </w:style>
-  <w:style w:type="table" w:styleId="109">
+  <w:style w:type="table" w:styleId="110">
     <w:name w:val="Dark List Accent 1"/>
     <w:basedOn w:val="12"/>
+    <w:qFormat/>
     <w:uiPriority w:val="70"/>
     <w:pPr>
       <w:spacing w:after="0" w:line="240" w:lineRule="auto"/>
@@ -9965,9 +10068,10 @@
       </w:tcPr>
     </w:tblStylePr>
   </w:style>
-  <w:style w:type="table" w:styleId="110">
+  <w:style w:type="table" w:styleId="111">
     <w:name w:val="Dark List Accent 2"/>
     <w:basedOn w:val="12"/>
+    <w:qFormat/>
     <w:uiPriority w:val="70"/>
     <w:pPr>
       <w:spacing w:after="0" w:line="240" w:lineRule="auto"/>
@@ -10080,9 +10184,10 @@
       </w:tcPr>
     </w:tblStylePr>
   </w:style>
-  <w:style w:type="table" w:styleId="111">
+  <w:style w:type="table" w:styleId="112">
     <w:name w:val="Dark List Accent 3"/>
     <w:basedOn w:val="12"/>
+    <w:qFormat/>
     <w:uiPriority w:val="70"/>
     <w:pPr>
       <w:spacing w:after="0" w:line="240" w:lineRule="auto"/>
@@ -10195,7 +10300,7 @@
       </w:tcPr>
     </w:tblStylePr>
   </w:style>
-  <w:style w:type="table" w:styleId="112">
+  <w:style w:type="table" w:styleId="113">
     <w:name w:val="Dark List Accent 4"/>
     <w:basedOn w:val="12"/>
     <w:uiPriority w:val="70"/>
@@ -10310,9 +10415,10 @@
       </w:tcPr>
     </w:tblStylePr>
   </w:style>
-  <w:style w:type="table" w:styleId="113">
+  <w:style w:type="table" w:styleId="114">
     <w:name w:val="Dark List Accent 5"/>
     <w:basedOn w:val="12"/>
+    <w:qFormat/>
     <w:uiPriority w:val="70"/>
     <w:pPr>
       <w:spacing w:after="0" w:line="240" w:lineRule="auto"/>
@@ -10425,9 +10531,10 @@
       </w:tcPr>
     </w:tblStylePr>
   </w:style>
-  <w:style w:type="table" w:styleId="114">
+  <w:style w:type="table" w:styleId="115">
     <w:name w:val="Dark List Accent 6"/>
     <w:basedOn w:val="12"/>
+    <w:qFormat/>
     <w:uiPriority w:val="70"/>
     <w:pPr>
       <w:spacing w:after="0" w:line="240" w:lineRule="auto"/>
@@ -10540,9 +10647,10 @@
       </w:tcPr>
     </w:tblStylePr>
   </w:style>
-  <w:style w:type="table" w:styleId="115">
+  <w:style w:type="table" w:styleId="116">
     <w:name w:val="Colorful Shading"/>
     <w:basedOn w:val="12"/>
+    <w:qFormat/>
     <w:uiPriority w:val="71"/>
     <w:pPr>
       <w:spacing w:after="0" w:line="240" w:lineRule="auto"/>
@@ -10688,9 +10796,10 @@
       </w:rPr>
     </w:tblStylePr>
   </w:style>
-  <w:style w:type="table" w:styleId="116">
+  <w:style w:type="table" w:styleId="117">
     <w:name w:val="Colorful Shading Accent 1"/>
     <w:basedOn w:val="12"/>
+    <w:qFormat/>
     <w:uiPriority w:val="71"/>
     <w:pPr>
       <w:spacing w:after="0" w:line="240" w:lineRule="auto"/>
@@ -10836,7 +10945,7 @@
       </w:rPr>
     </w:tblStylePr>
   </w:style>
-  <w:style w:type="table" w:styleId="117">
+  <w:style w:type="table" w:styleId="118">
     <w:name w:val="Colorful Shading Accent 2"/>
     <w:basedOn w:val="12"/>
     <w:uiPriority w:val="71"/>
@@ -10984,9 +11093,10 @@
       </w:rPr>
     </w:tblStylePr>
   </w:style>
-  <w:style w:type="table" w:styleId="118">
+  <w:style w:type="table" w:styleId="119">
     <w:name w:val="Colorful Shading Accent 3"/>
     <w:basedOn w:val="12"/>
+    <w:qFormat/>
     <w:uiPriority w:val="71"/>
     <w:pPr>
       <w:spacing w:after="0" w:line="240" w:lineRule="auto"/>
@@ -11112,7 +11222,7 @@
       </w:tcPr>
     </w:tblStylePr>
   </w:style>
-  <w:style w:type="table" w:styleId="119">
+  <w:style w:type="table" w:styleId="120">
     <w:name w:val="Colorful Shading Accent 4"/>
     <w:basedOn w:val="12"/>
     <w:uiPriority w:val="71"/>
@@ -11260,7 +11370,7 @@
       </w:rPr>
     </w:tblStylePr>
   </w:style>
-  <w:style w:type="table" w:styleId="120">
+  <w:style w:type="table" w:styleId="121">
     <w:name w:val="Colorful Shading Accent 5"/>
     <w:basedOn w:val="12"/>
     <w:uiPriority w:val="71"/>
@@ -11408,7 +11518,7 @@
       </w:rPr>
     </w:tblStylePr>
   </w:style>
-  <w:style w:type="table" w:styleId="121">
+  <w:style w:type="table" w:styleId="122">
     <w:name w:val="Colorful Shading Accent 6"/>
     <w:basedOn w:val="12"/>
     <w:uiPriority w:val="71"/>
@@ -11556,7 +11666,7 @@
       </w:rPr>
     </w:tblStylePr>
   </w:style>
-  <w:style w:type="table" w:styleId="122">
+  <w:style w:type="table" w:styleId="123">
     <w:name w:val="Colorful List"/>
     <w:basedOn w:val="12"/>
     <w:uiPriority w:val="72"/>
@@ -11648,7 +11758,7 @@
       </w:tcPr>
     </w:tblStylePr>
   </w:style>
-  <w:style w:type="table" w:styleId="123">
+  <w:style w:type="table" w:styleId="124">
     <w:name w:val="Colorful List Accent 1"/>
     <w:basedOn w:val="12"/>
     <w:uiPriority w:val="72"/>
@@ -11740,7 +11850,7 @@
       </w:tcPr>
     </w:tblStylePr>
   </w:style>
-  <w:style w:type="table" w:styleId="124">
+  <w:style w:type="table" w:styleId="125">
     <w:name w:val="Colorful List Accent 2"/>
     <w:basedOn w:val="12"/>
     <w:uiPriority w:val="72"/>
@@ -11832,7 +11942,7 @@
       </w:tcPr>
     </w:tblStylePr>
   </w:style>
-  <w:style w:type="table" w:styleId="125">
+  <w:style w:type="table" w:styleId="126">
     <w:name w:val="Colorful List Accent 3"/>
     <w:basedOn w:val="12"/>
     <w:uiPriority w:val="72"/>
@@ -11924,7 +12034,7 @@
       </w:tcPr>
     </w:tblStylePr>
   </w:style>
-  <w:style w:type="table" w:styleId="126">
+  <w:style w:type="table" w:styleId="127">
     <w:name w:val="Colorful List Accent 4"/>
     <w:basedOn w:val="12"/>
     <w:uiPriority w:val="72"/>
@@ -12016,7 +12126,7 @@
       </w:tcPr>
     </w:tblStylePr>
   </w:style>
-  <w:style w:type="table" w:styleId="127">
+  <w:style w:type="table" w:styleId="128">
     <w:name w:val="Colorful List Accent 5"/>
     <w:basedOn w:val="12"/>
     <w:uiPriority w:val="72"/>
@@ -12108,7 +12218,7 @@
       </w:tcPr>
     </w:tblStylePr>
   </w:style>
-  <w:style w:type="table" w:styleId="128">
+  <w:style w:type="table" w:styleId="129">
     <w:name w:val="Colorful List Accent 6"/>
     <w:basedOn w:val="12"/>
     <w:uiPriority w:val="72"/>
@@ -12200,7 +12310,7 @@
       </w:tcPr>
     </w:tblStylePr>
   </w:style>
-  <w:style w:type="table" w:styleId="129">
+  <w:style w:type="table" w:styleId="130">
     <w:name w:val="Colorful Grid"/>
     <w:basedOn w:val="12"/>
     <w:uiPriority w:val="73"/>
@@ -12296,7 +12406,7 @@
       </w:tcPr>
     </w:tblStylePr>
   </w:style>
-  <w:style w:type="table" w:styleId="130">
+  <w:style w:type="table" w:styleId="131">
     <w:name w:val="Colorful Grid Accent 1"/>
     <w:basedOn w:val="12"/>
     <w:uiPriority w:val="73"/>
@@ -12392,7 +12502,7 @@
       </w:tcPr>
     </w:tblStylePr>
   </w:style>
-  <w:style w:type="table" w:styleId="131">
+  <w:style w:type="table" w:styleId="132">
     <w:name w:val="Colorful Grid Accent 2"/>
     <w:basedOn w:val="12"/>
     <w:uiPriority w:val="73"/>
@@ -12488,7 +12598,7 @@
       </w:tcPr>
     </w:tblStylePr>
   </w:style>
-  <w:style w:type="table" w:styleId="132">
+  <w:style w:type="table" w:styleId="133">
     <w:name w:val="Colorful Grid Accent 3"/>
     <w:basedOn w:val="12"/>
     <w:uiPriority w:val="73"/>
@@ -12584,7 +12694,7 @@
       </w:tcPr>
     </w:tblStylePr>
   </w:style>
-  <w:style w:type="table" w:styleId="133">
+  <w:style w:type="table" w:styleId="134">
     <w:name w:val="Colorful Grid Accent 4"/>
     <w:basedOn w:val="12"/>
     <w:uiPriority w:val="73"/>
@@ -12680,7 +12790,7 @@
       </w:tcPr>
     </w:tblStylePr>
   </w:style>
-  <w:style w:type="table" w:styleId="134">
+  <w:style w:type="table" w:styleId="135">
     <w:name w:val="Colorful Grid Accent 5"/>
     <w:basedOn w:val="12"/>
     <w:uiPriority w:val="73"/>
@@ -12776,7 +12886,7 @@
       </w:tcPr>
     </w:tblStylePr>
   </w:style>
-  <w:style w:type="table" w:styleId="135">
+  <w:style w:type="table" w:styleId="136">
     <w:name w:val="Colorful Grid Accent 6"/>
     <w:basedOn w:val="12"/>
     <w:uiPriority w:val="73"/>
@@ -12872,21 +12982,21 @@
       </w:tcPr>
     </w:tblStylePr>
   </w:style>
-  <w:style w:type="character" w:customStyle="1" w:styleId="136">
+  <w:style w:type="character" w:customStyle="1" w:styleId="137">
     <w:name w:val="Header Char"/>
     <w:basedOn w:val="11"/>
     <w:link w:val="19"/>
     <w:qFormat/>
     <w:uiPriority w:val="99"/>
   </w:style>
-  <w:style w:type="character" w:customStyle="1" w:styleId="137">
+  <w:style w:type="character" w:customStyle="1" w:styleId="138">
     <w:name w:val="Footer Char"/>
     <w:basedOn w:val="11"/>
     <w:link w:val="18"/>
     <w:qFormat/>
     <w:uiPriority w:val="99"/>
   </w:style>
-  <w:style w:type="paragraph" w:styleId="138">
+  <w:style w:type="paragraph" w:styleId="139">
     <w:name w:val="No Spacing"/>
     <w:qFormat/>
     <w:uiPriority w:val="1"/>
@@ -12900,7 +13010,7 @@
       <w:lang w:val="en-US" w:eastAsia="en-US" w:bidi="ar-SA"/>
     </w:rPr>
   </w:style>
-  <w:style w:type="character" w:customStyle="1" w:styleId="139">
+  <w:style w:type="character" w:customStyle="1" w:styleId="140">
     <w:name w:val="Heading 1 Char"/>
     <w:basedOn w:val="11"/>
     <w:link w:val="2"/>
@@ -12915,7 +13025,7 @@
       <w:szCs w:val="28"/>
     </w:rPr>
   </w:style>
-  <w:style w:type="character" w:customStyle="1" w:styleId="140">
+  <w:style w:type="character" w:customStyle="1" w:styleId="141">
     <w:name w:val="Heading 2 Char"/>
     <w:basedOn w:val="11"/>
     <w:link w:val="3"/>
@@ -12935,7 +13045,7 @@
       </w14:textFill>
     </w:rPr>
   </w:style>
-  <w:style w:type="character" w:customStyle="1" w:styleId="141">
+  <w:style w:type="character" w:customStyle="1" w:styleId="142">
     <w:name w:val="Heading 3 Char"/>
     <w:basedOn w:val="11"/>
     <w:link w:val="4"/>
@@ -12952,10 +13062,10 @@
       </w14:textFill>
     </w:rPr>
   </w:style>
-  <w:style w:type="character" w:customStyle="1" w:styleId="142">
+  <w:style w:type="character" w:customStyle="1" w:styleId="143">
     <w:name w:val="Title Char"/>
     <w:basedOn w:val="11"/>
-    <w:link w:val="37"/>
+    <w:link w:val="38"/>
     <w:uiPriority w:val="10"/>
     <w:rPr>
       <w:rFonts w:asciiTheme="majorHAnsi" w:hAnsiTheme="majorHAnsi" w:eastAsiaTheme="majorEastAsia" w:cstheme="majorBidi"/>
@@ -12966,10 +13076,10 @@
       <w:szCs w:val="52"/>
     </w:rPr>
   </w:style>
-  <w:style w:type="character" w:customStyle="1" w:styleId="143">
+  <w:style w:type="character" w:customStyle="1" w:styleId="144">
     <w:name w:val="Subtitle Char"/>
     <w:basedOn w:val="11"/>
-    <w:link w:val="35"/>
+    <w:link w:val="36"/>
     <w:uiPriority w:val="11"/>
     <w:rPr>
       <w:rFonts w:asciiTheme="majorHAnsi" w:hAnsiTheme="majorHAnsi" w:eastAsiaTheme="majorEastAsia" w:cstheme="majorBidi"/>
@@ -12986,7 +13096,7 @@
       </w14:textFill>
     </w:rPr>
   </w:style>
-  <w:style w:type="paragraph" w:styleId="144">
+  <w:style w:type="paragraph" w:styleId="145">
     <w:name w:val="List Paragraph"/>
     <w:basedOn w:val="1"/>
     <w:qFormat/>
@@ -12996,19 +13106,19 @@
       <w:contextualSpacing/>
     </w:pPr>
   </w:style>
-  <w:style w:type="character" w:customStyle="1" w:styleId="145">
+  <w:style w:type="character" w:customStyle="1" w:styleId="146">
     <w:name w:val="Body Text Char"/>
     <w:basedOn w:val="11"/>
     <w:link w:val="13"/>
     <w:uiPriority w:val="99"/>
   </w:style>
-  <w:style w:type="character" w:customStyle="1" w:styleId="146">
+  <w:style w:type="character" w:customStyle="1" w:styleId="147">
     <w:name w:val="Body Text 2 Char"/>
     <w:basedOn w:val="11"/>
     <w:link w:val="14"/>
     <w:uiPriority w:val="99"/>
   </w:style>
-  <w:style w:type="character" w:customStyle="1" w:styleId="147">
+  <w:style w:type="character" w:customStyle="1" w:styleId="148">
     <w:name w:val="Body Text 3 Char"/>
     <w:basedOn w:val="11"/>
     <w:link w:val="15"/>
@@ -13018,10 +13128,10 @@
       <w:szCs w:val="16"/>
     </w:rPr>
   </w:style>
-  <w:style w:type="character" w:customStyle="1" w:styleId="148">
+  <w:style w:type="character" w:customStyle="1" w:styleId="149">
     <w:name w:val="Macro Text Char"/>
     <w:basedOn w:val="11"/>
-    <w:link w:val="32"/>
+    <w:link w:val="33"/>
     <w:uiPriority w:val="99"/>
     <w:rPr>
       <w:rFonts w:ascii="Courier" w:hAnsi="Courier"/>
@@ -13029,11 +13139,11 @@
       <w:szCs w:val="20"/>
     </w:rPr>
   </w:style>
-  <w:style w:type="paragraph" w:styleId="149">
+  <w:style w:type="paragraph" w:styleId="150">
     <w:name w:val="Quote"/>
     <w:basedOn w:val="1"/>
     <w:next w:val="1"/>
-    <w:link w:val="150"/>
+    <w:link w:val="151"/>
     <w:qFormat/>
     <w:uiPriority w:val="29"/>
     <w:rPr>
@@ -13047,10 +13157,10 @@
       </w14:textFill>
     </w:rPr>
   </w:style>
-  <w:style w:type="character" w:customStyle="1" w:styleId="150">
+  <w:style w:type="character" w:customStyle="1" w:styleId="151">
     <w:name w:val="Quote Char"/>
     <w:basedOn w:val="11"/>
-    <w:link w:val="149"/>
+    <w:link w:val="150"/>
     <w:uiPriority w:val="29"/>
     <w:rPr>
       <w:i/>
@@ -13063,7 +13173,7 @@
       </w14:textFill>
     </w:rPr>
   </w:style>
-  <w:style w:type="character" w:customStyle="1" w:styleId="151">
+  <w:style w:type="character" w:customStyle="1" w:styleId="152">
     <w:name w:val="Heading 4 Char"/>
     <w:basedOn w:val="11"/>
     <w:link w:val="5"/>
@@ -13083,7 +13193,7 @@
       </w14:textFill>
     </w:rPr>
   </w:style>
-  <w:style w:type="character" w:customStyle="1" w:styleId="152">
+  <w:style w:type="character" w:customStyle="1" w:styleId="153">
     <w:name w:val="Heading 5 Char"/>
     <w:basedOn w:val="11"/>
     <w:link w:val="6"/>
@@ -13094,7 +13204,7 @@
       <w:color w:val="254061" w:themeColor="accent1" w:themeShade="80"/>
     </w:rPr>
   </w:style>
-  <w:style w:type="character" w:customStyle="1" w:styleId="153">
+  <w:style w:type="character" w:customStyle="1" w:styleId="154">
     <w:name w:val="Heading 6 Char"/>
     <w:basedOn w:val="11"/>
     <w:link w:val="7"/>
@@ -13107,7 +13217,7 @@
       <w:color w:val="254061" w:themeColor="accent1" w:themeShade="80"/>
     </w:rPr>
   </w:style>
-  <w:style w:type="character" w:customStyle="1" w:styleId="154">
+  <w:style w:type="character" w:customStyle="1" w:styleId="155">
     <w:name w:val="Heading 7 Char"/>
     <w:basedOn w:val="11"/>
     <w:link w:val="8"/>
@@ -13128,7 +13238,7 @@
       </w14:textFill>
     </w:rPr>
   </w:style>
-  <w:style w:type="character" w:customStyle="1" w:styleId="155">
+  <w:style w:type="character" w:customStyle="1" w:styleId="156">
     <w:name w:val="Heading 8 Char"/>
     <w:basedOn w:val="11"/>
     <w:link w:val="9"/>
@@ -13146,7 +13256,7 @@
       </w14:textFill>
     </w:rPr>
   </w:style>
-  <w:style w:type="character" w:customStyle="1" w:styleId="156">
+  <w:style w:type="character" w:customStyle="1" w:styleId="157">
     <w:name w:val="Heading 9 Char"/>
     <w:basedOn w:val="11"/>
     <w:link w:val="10"/>
@@ -13169,11 +13279,11 @@
       </w14:textFill>
     </w:rPr>
   </w:style>
-  <w:style w:type="paragraph" w:styleId="157">
+  <w:style w:type="paragraph" w:styleId="158">
     <w:name w:val="Intense Quote"/>
     <w:basedOn w:val="1"/>
     <w:next w:val="1"/>
-    <w:link w:val="158"/>
+    <w:link w:val="159"/>
     <w:qFormat/>
     <w:uiPriority w:val="30"/>
     <w:pPr>
@@ -13196,10 +13306,10 @@
       </w14:textFill>
     </w:rPr>
   </w:style>
-  <w:style w:type="character" w:customStyle="1" w:styleId="158">
+  <w:style w:type="character" w:customStyle="1" w:styleId="159">
     <w:name w:val="Intense Quote Char"/>
     <w:basedOn w:val="11"/>
-    <w:link w:val="157"/>
+    <w:link w:val="158"/>
     <w:uiPriority w:val="30"/>
     <w:rPr>
       <w:b/>
@@ -13214,7 +13324,7 @@
       </w14:textFill>
     </w:rPr>
   </w:style>
-  <w:style w:type="character" w:customStyle="1" w:styleId="159">
+  <w:style w:type="character" w:customStyle="1" w:styleId="160">
     <w:name w:val="Subtle Emphasis"/>
     <w:basedOn w:val="11"/>
     <w:qFormat/>
@@ -13233,7 +13343,7 @@
       </w14:textFill>
     </w:rPr>
   </w:style>
-  <w:style w:type="character" w:customStyle="1" w:styleId="160">
+  <w:style w:type="character" w:customStyle="1" w:styleId="161">
     <w:name w:val="Intense Emphasis"/>
     <w:basedOn w:val="11"/>
     <w:qFormat/>
@@ -13251,7 +13361,7 @@
       </w14:textFill>
     </w:rPr>
   </w:style>
-  <w:style w:type="character" w:customStyle="1" w:styleId="161">
+  <w:style w:type="character" w:customStyle="1" w:styleId="162">
     <w:name w:val="Subtle Reference"/>
     <w:basedOn w:val="11"/>
     <w:qFormat/>
@@ -13267,7 +13377,7 @@
       </w14:textFill>
     </w:rPr>
   </w:style>
-  <w:style w:type="character" w:customStyle="1" w:styleId="162">
+  <w:style w:type="character" w:customStyle="1" w:styleId="163">
     <w:name w:val="Intense Reference"/>
     <w:basedOn w:val="11"/>
     <w:qFormat/>
@@ -13286,7 +13396,7 @@
       </w14:textFill>
     </w:rPr>
   </w:style>
-  <w:style w:type="character" w:customStyle="1" w:styleId="163">
+  <w:style w:type="character" w:customStyle="1" w:styleId="164">
     <w:name w:val="Book Title"/>
     <w:basedOn w:val="11"/>
     <w:qFormat/>
@@ -13298,7 +13408,7 @@
       <w:spacing w:val="5"/>
     </w:rPr>
   </w:style>
-  <w:style w:type="paragraph" w:customStyle="1" w:styleId="164">
+  <w:style w:type="paragraph" w:customStyle="1" w:styleId="165">
     <w:name w:val="TOC Heading"/>
     <w:basedOn w:val="2"/>
     <w:next w:val="1"/>
